--- a/hub/manuals/nrms-site-editor.docx
+++ b/hub/manuals/nrms-site-editor.docx
@@ -10121,13 +10121,7 @@
         <w:t xml:space="preserve">Edit</w:t>
       </w:r>
       <w:r>
-        <w:t xml:space="preserve">. </w:t>
-      </w:r>
-      <w:r>
-        <w:t xml:space="preserve">Government terms</w:t>
-      </w:r>
-      <w:r>
-        <w:t xml:space="preserve"> has the details.</w:t>
+        <w:t xml:space="preserve">. The Government terms page of the Core administrator manual has the details.</w:t>
       </w:r>
     </w:p>
     <w:p>
@@ -10279,13 +10273,7 @@
         <w:spacing w:after="120"/>
       </w:pPr>
       <w:r>
-        <w:t xml:space="preserve">Nothing changes for anyone until it publishes. </w:t>
-      </w:r>
-      <w:r>
-        <w:t xml:space="preserve">Cabinet change</w:t>
-      </w:r>
-      <w:r>
-        <w:t xml:space="preserve"> has the details. A single ministry can also be handed over on its own from </w:t>
+        <w:t xml:space="preserve">Nothing changes for anyone until it publishes. The Cabinet change page of the Core administrator manual has the details. A single ministry can also be handed over on its own from </w:t>
       </w:r>
       <w:r>
         <w:rPr>
@@ -10295,13 +10283,7 @@
         <w:t xml:space="preserve">Organizations</w:t>
       </w:r>
       <w:r>
-        <w:t xml:space="preserve">; see </w:t>
-      </w:r>
-      <w:r>
-        <w:t xml:space="preserve">Organizations</w:t>
-      </w:r>
-      <w:r>
-        <w:t xml:space="preserve">.</w:t>
+        <w:t xml:space="preserve">, as its Organizations page explains.</w:t>
       </w:r>
     </w:p>
     <w:p>

--- a/hub/manuals/nrms-site-editor.docx
+++ b/hub/manuals/nrms-site-editor.docx
@@ -76,7 +76,7 @@
           <w:sz w:val="24"/>
           <w:szCs w:val="24"/>
         </w:rPr>
-        <w:t xml:space="preserve">Software version of October 30, 2026</w:t>
+        <w:t xml:space="preserve">Software version of October 31, 2026</w:t>
       </w:r>
     </w:p>
     <w:p>
@@ -1121,7 +1121,7 @@
         <w:spacing w:after="120"/>
       </w:pPr>
       <w:r>
-        <w:t xml:space="preserve">Use a JPEG or PNG image of up to 2 MB.</w:t>
+        <w:t xml:space="preserve">Use a JPEG or PNG image of up to 2 MB. Any slide can take an image, including one you have just added.</w:t>
       </w:r>
     </w:p>
     <w:p>
@@ -1155,15 +1155,26 @@
         </w:numPr>
       </w:pPr>
       <w:r>
-        <w:t xml:space="preserve">The image appears beside the slide.</w:t>
-      </w:r>
-    </w:p>
-    <w:p>
-      <w:pPr>
-        <w:spacing w:after="120"/>
-      </w:pPr>
-      <w:r>
-        <w:t xml:space="preserve">On a live slide, the new image goes live without </w:t>
+        <w:t xml:space="preserve">What happens next depends on the slide:</w:t>
+      </w:r>
+    </w:p>
+    <w:p>
+      <w:pPr>
+        <w:pStyle w:val="ListParagraph"/>
+        <w:numPr>
+          <w:ilvl w:val="1"/>
+          <w:numId w:val="1"/>
+        </w:numPr>
+      </w:pPr>
+      <w:r>
+        <w:rPr>
+          <w:b/>
+          <w:bCs/>
+        </w:rPr>
+        <w:t xml:space="preserve">On the live slides</w:t>
+      </w:r>
+      <w:r>
+        <w:t xml:space="preserve">, the slide says "New image chosen:" and the file's name. The image goes live with your other changes when you choose </w:t>
       </w:r>
       <w:r>
         <w:rPr>
@@ -1173,7 +1184,65 @@
         <w:t xml:space="preserve">Publish carousel changes</w:t>
       </w:r>
       <w:r>
-        <w:t xml:space="preserve">, within a few minutes. A new slide gets its image box only after it is published or saved: the slide shows "Publish the carousel changes to add this slide's image."</w:t>
+        <w:t xml:space="preserve"> and confirm. Until then the slide keeps the image it had. </w:t>
+      </w:r>
+      <w:r>
+        <w:rPr>
+          <w:b/>
+          <w:bCs/>
+        </w:rPr>
+        <w:t xml:space="preserve">Website log</w:t>
+      </w:r>
+      <w:r>
+        <w:t xml:space="preserve"> notes that you chose it.</w:t>
+      </w:r>
+    </w:p>
+    <w:p>
+      <w:pPr>
+        <w:pStyle w:val="ListParagraph"/>
+        <w:numPr>
+          <w:ilvl w:val="1"/>
+          <w:numId w:val="1"/>
+        </w:numPr>
+      </w:pPr>
+      <w:r>
+        <w:rPr>
+          <w:b/>
+          <w:bCs/>
+        </w:rPr>
+        <w:t xml:space="preserve">On a slide you have just added to the next slides</w:t>
+      </w:r>
+      <w:r>
+        <w:t xml:space="preserve">, the image is saved when you choose </w:t>
+      </w:r>
+      <w:r>
+        <w:rPr>
+          <w:b/>
+          <w:bCs/>
+        </w:rPr>
+        <w:t xml:space="preserve">Save carousel</w:t>
+      </w:r>
+      <w:r>
+        <w:t xml:space="preserve">.</w:t>
+      </w:r>
+    </w:p>
+    <w:p>
+      <w:pPr>
+        <w:pStyle w:val="ListParagraph"/>
+        <w:numPr>
+          <w:ilvl w:val="1"/>
+          <w:numId w:val="1"/>
+        </w:numPr>
+      </w:pPr>
+      <w:r>
+        <w:rPr>
+          <w:b/>
+          <w:bCs/>
+        </w:rPr>
+        <w:t xml:space="preserve">On a slide already saved in the next slides</w:t>
+      </w:r>
+      <w:r>
+        <w:t xml:space="preserve">, the image saves as soon as you choose it. Nothing changes on the public site.</w:t>
       </w:r>
     </w:p>
     <w:p>
@@ -1609,6 +1678,22 @@
         <w:tc>
           <w:p>
             <w:r>
+              <w:t xml:space="preserve">"Choose slide 2’s image again."</w:t>
+            </w:r>
+          </w:p>
+        </w:tc>
+        <w:tc>
+          <w:p>
+            <w:r>
+              <w:t xml:space="preserve">The image you chose for that slide wasn't kept. Pick the file again, then publish or save.</w:t>
+            </w:r>
+          </w:p>
+        </w:tc>
+      </w:tr>
+      <w:tr>
+        <w:tc>
+          <w:p>
+            <w:r>
               <w:t xml:space="preserve">"Someone else changed this — reload to see their changes."</w:t>
             </w:r>
           </w:p>
@@ -1824,6 +1909,16 @@
           <w:bCs/>
         </w:rPr>
         <w:t xml:space="preserve">Primary is not pinned</w:t>
+      </w:r>
+      <w:r>
+        <w:t xml:space="preserve">, below </w:t>
+      </w:r>
+      <w:r>
+        <w:rPr>
+          <w:b/>
+          <w:bCs/>
+        </w:rPr>
+        <w:t xml:space="preserve">Save primary pin</w:t>
       </w:r>
       <w:r>
         <w:t xml:space="preserve">. It saves at once, with no question, and changes only the pin; it now reads </w:t>
@@ -3952,7 +4047,27 @@
         <w:t xml:space="preserve">Discard draft</w:t>
       </w:r>
       <w:r>
-        <w:t xml:space="preserve"> throws your draft away, on every settings screen, with no question. The screen then shows what is live: "Draft discarded. Showing what is live."</w:t>
+        <w:t xml:space="preserve"> throws your whole draft away, on every settings screen. A box asks "Discard your whole draft?" and names the other screens it clears, such as "This also throws away your draft changes on Theme colours and Footer links." If you have typed something on this screen and not saved it, the box says that goes too. Choose </w:t>
+      </w:r>
+      <w:r>
+        <w:rPr>
+          <w:b/>
+          <w:bCs/>
+        </w:rPr>
+        <w:t xml:space="preserve">Discard draft</w:t>
+      </w:r>
+      <w:r>
+        <w:t xml:space="preserve"> to confirm, or </w:t>
+      </w:r>
+      <w:r>
+        <w:rPr>
+          <w:b/>
+          <w:bCs/>
+        </w:rPr>
+        <w:t xml:space="preserve">Cancel</w:t>
+      </w:r>
+      <w:r>
+        <w:t xml:space="preserve">. The screen then shows what is live: "Draft discarded. Showing what is live."</w:t>
       </w:r>
     </w:p>
     <w:p>
@@ -3960,7 +4075,7 @@
         <w:spacing w:after="120"/>
       </w:pPr>
       <w:r>
-        <w:t xml:space="preserve">The foot of each screen says where you are. "Draft saved · not yet live" means you have a draft; "No unpublished changes" means you don't. The next line shows the live revision, who published it and when.</w:t>
+        <w:t xml:space="preserve">The foot of each screen says where you are. "Draft saved · not yet live" means you have a draft; "No unpublished changes" means you don't. With a draft, "Your draft has changes on:" names each screen it changes, with a link to it. The next line shows the live revision, who published it and when. Above the buttons, "Publish and Discard draft apply to your whole draft, on every settings screen, not just this one."</w:t>
       </w:r>
     </w:p>
     <w:p>
@@ -4052,7 +4167,7 @@
         <w:spacing w:after="120"/>
       </w:pPr>
       <w:r>
-        <w:t xml:space="preserve">If the draft has a problem, nothing is published. You see "Draft saved, but it has problems to fix before it can be published." Each problem shows under its field. A problem on another settings screen shows in a list headed "Other parts of the draft have problems that block publishing:", with the name of that screen. Fix it there, or choose </w:t>
+        <w:t xml:space="preserve">If the draft has a problem, nothing is published. You see "Draft saved, but it has problems to fix before it can be published." Each problem shows under its field. A problem on another settings screen shows in a list headed "Other parts of the draft have problems that block publishing:", led by a link to that screen. Fix it there, or choose </w:t>
       </w:r>
       <w:r>
         <w:rPr>
@@ -4112,10 +4227,10 @@
           <w:b/>
           <w:bCs/>
         </w:rPr>
-        <w:t xml:space="preserve">Keep my banner, on top of their version</w:t>
-      </w:r>
-      <w:r>
-        <w:t xml:space="preserve"> (the button names the screen you are on, such as "Keep my footer"): your changes on this screen are added to what they published. Changes you saved on other screens are set aside, and the message names them. Check the result, then choose </w:t>
+        <w:t xml:space="preserve">Keep my site banner, on top of their version</w:t>
+      </w:r>
+      <w:r>
+        <w:t xml:space="preserve"> (the button names the screen you are on, such as "Keep my footer links"): your changes on this screen are added to what they published. Changes you saved on other screens are set aside, and the message names them. Check the result, then choose </w:t>
       </w:r>
       <w:r>
         <w:rPr>
@@ -4251,7 +4366,7 @@
         </w:numPr>
       </w:pPr>
       <w:r>
-        <w:t xml:space="preserve">A box asks "Restore revision 1?" and lists the screens it would change, such as "Compared with what is live now, this changes: Footer." If the banner changes, it says what the banner would be.</w:t>
+        <w:t xml:space="preserve">A box asks "Restore revision 1?" and lists the screens it would change, such as "Compared with what is live now, this changes: Footer links." If the banner changes, it says what the banner would be.</w:t>
       </w:r>
     </w:p>
     <w:p>

--- a/hub/manuals/nrms-site-editor.docx
+++ b/hub/manuals/nrms-site-editor.docx
@@ -3359,6 +3359,24 @@
       </w:pPr>
       <w:r>
         <w:t xml:space="preserve">Links to a deleted file stop working. Check that nothing still points to it first.</w:t>
+      </w:r>
+    </w:p>
+    <w:p>
+      <w:pPr>
+        <w:spacing w:after="120"/>
+      </w:pPr>
+      <w:r>
+        <w:t xml:space="preserve">This includes files brought over from the old news.gov site: once you delete one, its address no longer opens the old site's copy either, in any mix of capital and small letters. Uploading the file again gives it the public name described under </w:t>
+      </w:r>
+      <w:r>
+        <w:rPr>
+          <w:b/>
+          <w:bCs/>
+        </w:rPr>
+        <w:t xml:space="preserve">Upload a file</w:t>
+      </w:r>
+      <w:r>
+        <w:t xml:space="preserve">. If that is the same name, the address works again.</w:t>
       </w:r>
     </w:p>
     <w:p>

--- a/hub/manuals/nrms-site-editor.docx
+++ b/hub/manuals/nrms-site-editor.docx
@@ -1079,7 +1079,15 @@
         <w:t xml:space="preserve">Publish carousel changes</w:t>
       </w:r>
       <w:r>
-        <w:t xml:space="preserve"> again to confirm.</w:t>
+        <w:t xml:space="preserve"> again to confirm. Under the live slides you see "Published at 2:30 PM. Live now: the public home page shows the changes within a few minutes." (with the time).</w:t>
+      </w:r>
+    </w:p>
+    <w:p>
+      <w:pPr>
+        <w:spacing w:after="120"/>
+      </w:pPr>
+      <w:r>
+        <w:t xml:space="preserve">If next slides are waiting to go live, the box also says "The next carousel was copied from these slides on {date and time}, so it won't include these changes. When it goes live on {date and time}, it replaces them. Make the same changes on the next carousel too." The next slides are a copy made when you created them, and they replace the live slides whole. So a fix you publish now, such as a corrected link, is undone at the go-live time unless you make it on the next slides as well.</w:t>
       </w:r>
     </w:p>
     <w:p>
@@ -1110,6 +1118,34 @@
     </w:p>
     <w:p>
       <w:pPr>
+        <w:spacing w:after="120"/>
+      </w:pPr>
+      <w:r>
+        <w:t xml:space="preserve">To link to a file from </w:t>
+      </w:r>
+      <w:r>
+        <w:rPr>
+          <w:b/>
+          <w:bCs/>
+        </w:rPr>
+        <w:t xml:space="preserve">Files</w:t>
+      </w:r>
+      <w:r>
+        <w:t xml:space="preserve">, paste the address from its </w:t>
+      </w:r>
+      <w:r>
+        <w:rPr>
+          <w:b/>
+          <w:bCs/>
+        </w:rPr>
+        <w:t xml:space="preserve">Copy public address</w:t>
+      </w:r>
+      <w:r>
+        <w:t xml:space="preserve"> button. An address copied from the Hub itself shows "This address points at the Hub, which the public can't open. On Website → Files, use Copy public address and paste that instead."</w:t>
+      </w:r>
+    </w:p>
+    <w:p>
+      <w:pPr>
         <w:pStyle w:val="Heading2"/>
       </w:pPr>
       <w:r>
@@ -1242,7 +1278,15 @@
         <w:t xml:space="preserve">On a slide already saved in the next slides</w:t>
       </w:r>
       <w:r>
-        <w:t xml:space="preserve">, the image saves as soon as you choose it. Nothing changes on the public site.</w:t>
+        <w:t xml:space="preserve">, the image saves as soon as you choose it, and you see "Slide 2 image saved at 2:30 PM. Not live yet." Nothing changes on the public site.</w:t>
+      </w:r>
+    </w:p>
+    <w:p>
+      <w:pPr>
+        <w:spacing w:after="120"/>
+      </w:pPr>
+      <w:r>
+        <w:t xml:space="preserve">The slide shows the new image as soon as it is saved or published.</w:t>
       </w:r>
     </w:p>
     <w:p>
@@ -1324,7 +1368,17 @@
         <w:t xml:space="preserve">Create next carousel</w:t>
       </w:r>
       <w:r>
-        <w:t xml:space="preserve">. It starts as a copy of the live slides, images included.</w:t>
+        <w:t xml:space="preserve">. It starts as a copy of the live slides, images included. </w:t>
+      </w:r>
+      <w:r>
+        <w:rPr>
+          <w:b/>
+          <w:bCs/>
+        </w:rPr>
+        <w:t xml:space="preserve">Next</w:t>
+      </w:r>
+      <w:r>
+        <w:t xml:space="preserve"> then says "Copied from the live carousel on {date and time}. It goes live on {date and time}."</w:t>
       </w:r>
     </w:p>
     <w:p>
@@ -1358,7 +1412,25 @@
         <w:t xml:space="preserve">Save carousel</w:t>
       </w:r>
       <w:r>
-        <w:t xml:space="preserve">. Nothing changes on the public site.</w:t>
+        <w:t xml:space="preserve">. Nothing changes on the public site. You see "Saved at 2:30 PM. Not live yet: this carousel goes live on {date and time}."</w:t>
+      </w:r>
+    </w:p>
+    <w:p>
+      <w:pPr>
+        <w:spacing w:after="120"/>
+      </w:pPr>
+      <w:r>
+        <w:t xml:space="preserve">If someone publishes changes to the live slides after the copy was made, </w:t>
+      </w:r>
+      <w:r>
+        <w:rPr>
+          <w:b/>
+          <w:bCs/>
+        </w:rPr>
+        <w:t xml:space="preserve">Next</w:t>
+      </w:r>
+      <w:r>
+        <w:t xml:space="preserve"> warns "The live carousel was changed on {date and time}, after this copy was made. Those changes aren't in this carousel: make them here too, or they'll be undone when it goes live." Compare the two sets and make the same changes on the next slides.</w:t>
       </w:r>
     </w:p>
     <w:p>
@@ -1424,7 +1496,7 @@
         <w:t xml:space="preserve">Confirm make live</w:t>
       </w:r>
       <w:r>
-        <w:t xml:space="preserve">.</w:t>
+        <w:t xml:space="preserve">. You see "The next carousel went live at 2:30 PM. Live now: the public home page shows it within a few minutes."</w:t>
       </w:r>
     </w:p>
     <w:p>
@@ -1873,7 +1945,35 @@
         <w:spacing w:after="120"/>
       </w:pPr>
       <w:r>
-        <w:t xml:space="preserve">If the notice is already pinned, the change goes to the public site when you save.</w:t>
+        <w:t xml:space="preserve">If the notice is already pinned, the change goes to the public site when you save. Under the notice you see "Saved at 2:30 PM. Live now: the home page shows it within a few minutes." (with the time). An unpinned notice says "Saved at 2:30 PM. Not on the home page: this notice isn't pinned."</w:t>
+      </w:r>
+    </w:p>
+    <w:p>
+      <w:pPr>
+        <w:spacing w:after="120"/>
+      </w:pPr>
+      <w:r>
+        <w:t xml:space="preserve">To link to a file from </w:t>
+      </w:r>
+      <w:r>
+        <w:rPr>
+          <w:b/>
+          <w:bCs/>
+        </w:rPr>
+        <w:t xml:space="preserve">Files</w:t>
+      </w:r>
+      <w:r>
+        <w:t xml:space="preserve">, paste the address from its </w:t>
+      </w:r>
+      <w:r>
+        <w:rPr>
+          <w:b/>
+          <w:bCs/>
+        </w:rPr>
+        <w:t xml:space="preserve">Copy public address</w:t>
+      </w:r>
+      <w:r>
+        <w:t xml:space="preserve"> button into the action URL. An address copied from the Hub itself shows "This address points at the Hub, which the public can't open. On Website → Files, use Copy public address and paste that instead."</w:t>
       </w:r>
     </w:p>
     <w:p>
@@ -1931,7 +2031,7 @@
         <w:t xml:space="preserve">Primary is pinned</w:t>
       </w:r>
       <w:r>
-        <w:t xml:space="preserve">.</w:t>
+        <w:t xml:space="preserve">, and you see "Pinned at 2:30 PM. Live now: the home page shows this notice within a few minutes."</w:t>
       </w:r>
     </w:p>
     <w:p>
@@ -1943,7 +2043,7 @@
         </w:numPr>
       </w:pPr>
       <w:r>
-        <w:t xml:space="preserve">To take the notice down, choose the switch again.</w:t>
+        <w:t xml:space="preserve">To take the notice down, choose the switch again. You see "Unpinned at 2:30 PM. The home page stops showing this notice within a few minutes."</w:t>
       </w:r>
     </w:p>
     <w:p>
@@ -1985,7 +2085,7 @@
         </w:numPr>
       </w:pPr>
       <w:r>
-        <w:t xml:space="preserve">The image appears above the button. It saves at once. On a pinned notice, the public site changes too.</w:t>
+        <w:t xml:space="preserve">It saves at once, and the new image shows above the button straight away. You see "Image saved at 2:30 PM." On a pinned notice the public site changes too, and the message adds "Live now: the home page shows it within a few minutes."</w:t>
       </w:r>
     </w:p>
     <w:p>
@@ -2438,7 +2538,7 @@
         <w:t xml:space="preserve">Save Live Feed</w:t>
       </w:r>
       <w:r>
-        <w:t xml:space="preserve">.</w:t>
+        <w:t xml:space="preserve">. You see "Saved at 2:30 PM. Live now: the Live Webcast button shows on the public site within a few minutes." (with the time).</w:t>
       </w:r>
     </w:p>
     <w:p>
@@ -2542,7 +2642,7 @@
         <w:t xml:space="preserve">Save Live Feed</w:t>
       </w:r>
       <w:r>
-        <w:t xml:space="preserve">.</w:t>
+        <w:t xml:space="preserve">. You see "Saved at 2:30 PM. The Live Feed is off: the Live Webcast button goes from the public site within a few minutes."</w:t>
       </w:r>
     </w:p>
     <w:p>
@@ -2896,15 +2996,33 @@
         <w:t xml:space="preserve">Save links</w:t>
       </w:r>
       <w:r>
-        <w:t xml:space="preserve">. This saves the whole list as it stands.</w:t>
-      </w:r>
-    </w:p>
-    <w:p>
-      <w:pPr>
-        <w:spacing w:after="120"/>
-      </w:pPr>
-      <w:r>
-        <w:t xml:space="preserve">A link's address must start with http:// or https://, or with / for a page on the public site, such as /files/media-guide.pdf.</w:t>
+        <w:t xml:space="preserve">. This saves the whole list as it stands. You see "Saved at 2:30 PM. Live now: the public home page shows the resource links within a few minutes." (with the time).</w:t>
+      </w:r>
+    </w:p>
+    <w:p>
+      <w:pPr>
+        <w:spacing w:after="120"/>
+      </w:pPr>
+      <w:r>
+        <w:t xml:space="preserve">A link's address must start with http:// or https://, or with / for a page on the public site, such as /files/media-guide.pdf. For a file, you can also paste the address from its </w:t>
+      </w:r>
+      <w:r>
+        <w:rPr>
+          <w:b/>
+          <w:bCs/>
+        </w:rPr>
+        <w:t xml:space="preserve">Copy public address</w:t>
+      </w:r>
+      <w:r>
+        <w:t xml:space="preserve"> button on </w:t>
+      </w:r>
+      <w:hyperlink w:history="1" w:anchor="section_6">
+        <w:r>
+          <w:t xml:space="preserve">Files</w:t>
+        </w:r>
+      </w:hyperlink>
+      <w:r>
+        <w:t xml:space="preserve">. An address copied from the Hub itself shows "This address points at the Hub, which the public can't open. On Website → Files, use Copy public address and paste that instead."</w:t>
       </w:r>
     </w:p>
     <w:p>
@@ -3116,7 +3234,13 @@
         <w:spacing w:after="120"/>
       </w:pPr>
       <w:r>
-        <w:t xml:space="preserve">The list shows the 50 newest files, each linked to its public address. To find an older one, type part of its name in </w:t>
+        <w:t xml:space="preserve">The list shows the 50 newest files. Under each file's name is its full public address, the one visitors use, such as </w:t>
+      </w:r>
+      <w:r>
+        <w:t xml:space="preserve">https://news.gov.bc.ca/files/media-guide.pdf</w:t>
+      </w:r>
+      <w:r>
+        <w:t xml:space="preserve">. To find an older file, type part of its name in </w:t>
       </w:r>
       <w:r>
         <w:rPr>
@@ -3199,10 +3323,18 @@
     </w:p>
     <w:p>
       <w:pPr>
-        <w:spacing w:after="120"/>
-      </w:pPr>
-      <w:r>
-        <w:t xml:space="preserve">To use a file elsewhere, such as a minister's photo on </w:t>
+        <w:pStyle w:val="Heading2"/>
+      </w:pPr>
+      <w:r>
+        <w:t xml:space="preserve">Use a file elsewhere</w:t>
+      </w:r>
+    </w:p>
+    <w:p>
+      <w:pPr>
+        <w:spacing w:after="120"/>
+      </w:pPr>
+      <w:r>
+        <w:t xml:space="preserve">To put a file in a minister's photo on </w:t>
       </w:r>
       <w:hyperlink w:history="1" w:anchor="section_16">
         <w:r>
@@ -3210,7 +3342,7 @@
         </w:r>
       </w:hyperlink>
       <w:r>
-        <w:t xml:space="preserve"> or a link on </w:t>
+        <w:t xml:space="preserve">, a slide, an emergency pin, a banner link or a link on </w:t>
       </w:r>
       <w:hyperlink w:history="1" w:anchor="section_5">
         <w:r>
@@ -3218,7 +3350,49 @@
         </w:r>
       </w:hyperlink>
       <w:r>
-        <w:t xml:space="preserve">, open it from the list and copy the full address from your browser's address bar.</w:t>
+        <w:t xml:space="preserve">:</w:t>
+      </w:r>
+    </w:p>
+    <w:p>
+      <w:pPr>
+        <w:pStyle w:val="ListParagraph"/>
+        <w:numPr>
+          <w:ilvl w:val="0"/>
+          <w:numId w:val="12"/>
+        </w:numPr>
+      </w:pPr>
+      <w:r>
+        <w:t xml:space="preserve">Choose </w:t>
+      </w:r>
+      <w:r>
+        <w:rPr>
+          <w:b/>
+          <w:bCs/>
+        </w:rPr>
+        <w:t xml:space="preserve">Copy public address</w:t>
+      </w:r>
+      <w:r>
+        <w:t xml:space="preserve"> beside the file. You see "Copied the public address of {name}." While the page is still working out the public address, the button is greyed out and the page says "Working out the public address…".</w:t>
+      </w:r>
+    </w:p>
+    <w:p>
+      <w:pPr>
+        <w:pStyle w:val="ListParagraph"/>
+        <w:numPr>
+          <w:ilvl w:val="0"/>
+          <w:numId w:val="12"/>
+        </w:numPr>
+      </w:pPr>
+      <w:r>
+        <w:t xml:space="preserve">Paste the address into the other screen's web address box.</w:t>
+      </w:r>
+    </w:p>
+    <w:p>
+      <w:pPr>
+        <w:spacing w:after="120"/>
+      </w:pPr>
+      <w:r>
+        <w:t xml:space="preserve">Don't copy the address from your browser's address bar while you are in the Hub. That address points at the Hub's own server, which the public can't open: you would see the file, but visitors would get a broken image or link. A web address box holding such an address says "This address points at the Hub, which the public can't open. On Website → Files, use Copy public address and paste that instead."</w:t>
       </w:r>
     </w:p>
     <w:p>
@@ -3242,7 +3416,7 @@
         <w:pStyle w:val="ListParagraph"/>
         <w:numPr>
           <w:ilvl w:val="0"/>
-          <w:numId w:val="12"/>
+          <w:numId w:val="13"/>
         </w:numPr>
       </w:pPr>
       <w:r>
@@ -3254,7 +3428,7 @@
         <w:pStyle w:val="ListParagraph"/>
         <w:numPr>
           <w:ilvl w:val="0"/>
-          <w:numId w:val="12"/>
+          <w:numId w:val="13"/>
         </w:numPr>
       </w:pPr>
       <w:r>
@@ -3302,7 +3476,7 @@
         <w:pStyle w:val="ListParagraph"/>
         <w:numPr>
           <w:ilvl w:val="0"/>
-          <w:numId w:val="13"/>
+          <w:numId w:val="14"/>
         </w:numPr>
       </w:pPr>
       <w:r>
@@ -3324,7 +3498,7 @@
         <w:pStyle w:val="ListParagraph"/>
         <w:numPr>
           <w:ilvl w:val="0"/>
-          <w:numId w:val="13"/>
+          <w:numId w:val="14"/>
         </w:numPr>
       </w:pPr>
       <w:r>
@@ -3336,7 +3510,7 @@
         <w:pStyle w:val="ListParagraph"/>
         <w:numPr>
           <w:ilvl w:val="0"/>
-          <w:numId w:val="13"/>
+          <w:numId w:val="14"/>
         </w:numPr>
       </w:pPr>
       <w:r>
@@ -3537,6 +3711,38 @@
         <w:tc>
           <w:p>
             <w:r>
+              <w:t xml:space="preserve">"Couldn't work out the public address. Reload the page."</w:t>
+            </w:r>
+          </w:p>
+        </w:tc>
+        <w:tc>
+          <w:p>
+            <w:r>
+              <w:t xml:space="preserve">The Hub couldn't find out the public site's address, so it shows no addresses and won't copy one. Reload the page. If it keeps happening, tell the support team.</w:t>
+            </w:r>
+          </w:p>
+        </w:tc>
+      </w:tr>
+      <w:tr>
+        <w:tc>
+          <w:p>
+            <w:r>
+              <w:t xml:space="preserve">"Couldn't copy. Select the address of {name} and copy it."</w:t>
+            </w:r>
+          </w:p>
+        </w:tc>
+        <w:tc>
+          <w:p>
+            <w:r>
+              <w:t xml:space="preserve">Your browser didn't allow the copy. Select the address under the file's name and copy it yourself.</w:t>
+            </w:r>
+          </w:p>
+        </w:tc>
+      </w:tr>
+      <w:tr>
+        <w:tc>
+          <w:p>
+            <w:r>
               <w:t xml:space="preserve">"The upload wasn't accepted. Reload the page and try again."</w:t>
             </w:r>
           </w:p>
@@ -4046,7 +4252,7 @@
         <w:t xml:space="preserve">Publish</w:t>
       </w:r>
       <w:r>
-        <w:t xml:space="preserve"> puts your whole draft live: the changes on this screen, and any you saved as a draft on other settings screens.</w:t>
+        <w:t xml:space="preserve"> puts your draft live: the changes on this screen, and any you saved as a draft on other settings screens. It asks first, and can publish only this screen instead (see below).</w:t>
       </w:r>
     </w:p>
     <w:p>
@@ -4093,7 +4299,7 @@
         <w:spacing w:after="120"/>
       </w:pPr>
       <w:r>
-        <w:t xml:space="preserve">The foot of each screen says where you are. "Draft saved · not yet live" means you have a draft; "No unpublished changes" means you don't. With a draft, "Your draft has changes on:" names each screen it changes, with a link to it. The next line shows the live revision, who published it and when. Above the buttons, "Publish and Discard draft apply to your whole draft, on every settings screen, not just this one."</w:t>
+        <w:t xml:space="preserve">The foot of each screen says where you are. "Draft saved · not yet live" means you have a draft; "No unpublished changes" means you don't. With a draft, "Your draft has changes on:" names each screen it changes, with a link to it. The next line shows the live revision, who published it and when. Above the buttons, "Publish and Discard draft apply to your whole draft, on every settings screen. Publish lets you publish only this screen instead."</w:t>
       </w:r>
     </w:p>
     <w:p>
@@ -4109,7 +4315,7 @@
         <w:pStyle w:val="ListParagraph"/>
         <w:numPr>
           <w:ilvl w:val="0"/>
-          <w:numId w:val="14"/>
+          <w:numId w:val="15"/>
         </w:numPr>
       </w:pPr>
       <w:r>
@@ -4121,7 +4327,7 @@
         <w:pStyle w:val="ListParagraph"/>
         <w:numPr>
           <w:ilvl w:val="0"/>
-          <w:numId w:val="14"/>
+          <w:numId w:val="15"/>
         </w:numPr>
       </w:pPr>
       <w:r>
@@ -4163,7 +4369,7 @@
         <w:pStyle w:val="ListParagraph"/>
         <w:numPr>
           <w:ilvl w:val="0"/>
-          <w:numId w:val="14"/>
+          <w:numId w:val="15"/>
         </w:numPr>
       </w:pPr>
       <w:r>
@@ -4177,15 +4383,159 @@
         <w:t xml:space="preserve">Publish</w:t>
       </w:r>
       <w:r>
+        <w:t xml:space="preserve">. A box asks "Publish your changes?" and lists the screens whose changes go live, such as "Compared with what is live now, this publishes changes on: Site banner and Footer links." Anything you have typed on this screen counts, even if you haven't saved it.</w:t>
+      </w:r>
+    </w:p>
+    <w:p>
+      <w:pPr>
+        <w:pStyle w:val="ListParagraph"/>
+        <w:numPr>
+          <w:ilvl w:val="0"/>
+          <w:numId w:val="15"/>
+        </w:numPr>
+      </w:pPr>
+      <w:r>
+        <w:t xml:space="preserve">Choose </w:t>
+      </w:r>
+      <w:r>
+        <w:rPr>
+          <w:b/>
+          <w:bCs/>
+        </w:rPr>
+        <w:t xml:space="preserve">Publish</w:t>
+      </w:r>
+      <w:r>
+        <w:t xml:space="preserve"> to confirm, or </w:t>
+      </w:r>
+      <w:r>
+        <w:rPr>
+          <w:b/>
+          <w:bCs/>
+        </w:rPr>
+        <w:t xml:space="preserve">Cancel</w:t>
+      </w:r>
+      <w:r>
         <w:t xml:space="preserve">. You see "Published revision 5. Visitors see it within a few minutes." (with the new number).</w:t>
       </w:r>
     </w:p>
     <w:p>
       <w:pPr>
-        <w:spacing w:after="120"/>
-      </w:pPr>
-      <w:r>
-        <w:t xml:space="preserve">If the draft has a problem, nothing is published. You see "Draft saved, but it has problems to fix before it can be published." Each problem shows under its field. A problem on another settings screen shows in a list headed "Other parts of the draft have problems that block publishing:", led by a link to that screen. Fix it there, or choose </w:t>
+        <w:pStyle w:val="Heading3"/>
+      </w:pPr>
+      <w:r>
+        <w:t xml:space="preserve">Publish only this screen</w:t>
+      </w:r>
+    </w:p>
+    <w:p>
+      <w:pPr>
+        <w:spacing w:after="120"/>
+      </w:pPr>
+      <w:r>
+        <w:t xml:space="preserve">When your draft also has changes on other settings screens, the box offers two buttons instead of </w:t>
+      </w:r>
+      <w:r>
+        <w:rPr>
+          <w:b/>
+          <w:bCs/>
+        </w:rPr>
+        <w:t xml:space="preserve">Publish</w:t>
+      </w:r>
+      <w:r>
+        <w:t xml:space="preserve">:</w:t>
+      </w:r>
+    </w:p>
+    <w:p>
+      <w:pPr>
+        <w:pStyle w:val="ListParagraph"/>
+        <w:numPr>
+          <w:ilvl w:val="0"/>
+          <w:numId w:val="1"/>
+        </w:numPr>
+      </w:pPr>
+      <w:r>
+        <w:rPr>
+          <w:b/>
+          <w:bCs/>
+        </w:rPr>
+        <w:t xml:space="preserve">Publish only Site banner</w:t>
+      </w:r>
+      <w:r>
+        <w:t xml:space="preserve"> (the button names the screen you are on): only this screen's changes go live. Your changes on the other screens stay in your draft, unpublished. You see "Published revision 6, with only your Site banner changes. Visitors see it within a few minutes. Your draft still has changes on Footer links." In </w:t>
+      </w:r>
+      <w:r>
+        <w:rPr>
+          <w:b/>
+          <w:bCs/>
+        </w:rPr>
+        <w:t xml:space="preserve">Settings history</w:t>
+      </w:r>
+      <w:r>
+        <w:t xml:space="preserve"> and </w:t>
+      </w:r>
+      <w:r>
+        <w:rPr>
+          <w:b/>
+          <w:bCs/>
+        </w:rPr>
+        <w:t xml:space="preserve">Website log</w:t>
+      </w:r>
+      <w:r>
+        <w:t xml:space="preserve">, the revision's note starts "Banner only", so it is clear that only that part was published.</w:t>
+      </w:r>
+    </w:p>
+    <w:p>
+      <w:pPr>
+        <w:pStyle w:val="ListParagraph"/>
+        <w:numPr>
+          <w:ilvl w:val="0"/>
+          <w:numId w:val="1"/>
+        </w:numPr>
+      </w:pPr>
+      <w:r>
+        <w:rPr>
+          <w:b/>
+          <w:bCs/>
+        </w:rPr>
+        <w:t xml:space="preserve">Publish all changes</w:t>
+      </w:r>
+      <w:r>
+        <w:t xml:space="preserve">: your whole draft goes live, as before.</w:t>
+      </w:r>
+    </w:p>
+    <w:p>
+      <w:pPr>
+        <w:spacing w:after="120"/>
+      </w:pPr>
+      <w:r>
+        <w:t xml:space="preserve">Use </w:t>
+      </w:r>
+      <w:r>
+        <w:rPr>
+          <w:b/>
+          <w:bCs/>
+        </w:rPr>
+        <w:t xml:space="preserve">Publish only</w:t>
+      </w:r>
+      <w:r>
+        <w:t xml:space="preserve"> when something is urgent, such as an emergency banner, and you haven't finished or checked the other screens. It works even if someone else has published other screens since you started your draft: what they published stays live, and your draft keeps your other changes. You can use </w:t>
+      </w:r>
+      <w:r>
+        <w:rPr>
+          <w:b/>
+          <w:bCs/>
+        </w:rPr>
+        <w:t xml:space="preserve">Publish only</w:t>
+      </w:r>
+      <w:r>
+        <w:t xml:space="preserve"> on the same screen again, for example to fix a typo. It stops only if someone else has changed this same screen since you started (see "If someone else published first"). If another screen in your draft has a problem, the box says so, such as "Footer links has problems that block publishing all changes. Publish only Site banner still works."</w:t>
+      </w:r>
+    </w:p>
+    <w:p>
+      <w:pPr>
+        <w:spacing w:after="120"/>
+      </w:pPr>
+      <w:r>
+        <w:t xml:space="preserve">If the changes being published have a problem, nothing is published. You see "Draft saved, but it has problems to fix before it can be published." Each problem shows under its field. A problem on another settings screen shows in a list headed "Other parts of the draft have problems that block publishing:", led by a link to that screen. Fix it there, or choose </w:t>
       </w:r>
       <w:r>
         <w:rPr>
@@ -4203,6 +4553,62 @@
         <w:pStyle w:val="Heading2"/>
       </w:pPr>
       <w:r>
+        <w:t xml:space="preserve">Links to files</w:t>
+      </w:r>
+    </w:p>
+    <w:p>
+      <w:pPr>
+        <w:spacing w:after="120"/>
+      </w:pPr>
+      <w:r>
+        <w:t xml:space="preserve">To link to a file from </w:t>
+      </w:r>
+      <w:r>
+        <w:rPr>
+          <w:b/>
+          <w:bCs/>
+        </w:rPr>
+        <w:t xml:space="preserve">Files</w:t>
+      </w:r>
+      <w:r>
+        <w:t xml:space="preserve">, such as a PDF in the footer, a banner link or the Connect page's </w:t>
+      </w:r>
+      <w:r>
+        <w:rPr>
+          <w:b/>
+          <w:bCs/>
+        </w:rPr>
+        <w:t xml:space="preserve">Policy link URL</w:t>
+      </w:r>
+      <w:r>
+        <w:t xml:space="preserve">, paste the address from its </w:t>
+      </w:r>
+      <w:r>
+        <w:rPr>
+          <w:b/>
+          <w:bCs/>
+        </w:rPr>
+        <w:t xml:space="preserve">Copy public address</w:t>
+      </w:r>
+      <w:r>
+        <w:t xml:space="preserve"> button. An address copied from the Hub itself shows "This address points at the Hub, which the public can't open. On Website → Files, use Copy public address and paste that instead." under its </w:t>
+      </w:r>
+      <w:r>
+        <w:rPr>
+          <w:b/>
+          <w:bCs/>
+        </w:rPr>
+        <w:t xml:space="preserve">Web address</w:t>
+      </w:r>
+      <w:r>
+        <w:t xml:space="preserve">: visitors couldn't open it.</w:t>
+      </w:r>
+    </w:p>
+    <w:p>
+      <w:pPr>
+        <w:pStyle w:val="Heading2"/>
+      </w:pPr>
+      <w:r>
         <w:t xml:space="preserve">If someone else published first</w:t>
       </w:r>
     </w:p>
@@ -4248,7 +4654,7 @@
         <w:t xml:space="preserve">Keep my site banner, on top of their version</w:t>
       </w:r>
       <w:r>
-        <w:t xml:space="preserve"> (the button names the screen you are on, such as "Keep my footer links"): your changes on this screen are added to what they published. Changes you saved on other screens are set aside, and the message names them. Check the result, then choose </w:t>
+        <w:t xml:space="preserve"> (the button names the screen you are on, such as "Keep my footer links"): your changes on this screen are added to what they published. Changes you saved on other screens stay in your draft too. If they changed one of those screens as well, the message names it, such as "Your draft still has your changes on Footer links, which they changed too: check them before you publish them." Check the result, then choose </w:t>
       </w:r>
       <w:r>
         <w:rPr>
@@ -4358,7 +4764,7 @@
         <w:pStyle w:val="ListParagraph"/>
         <w:numPr>
           <w:ilvl w:val="0"/>
-          <w:numId w:val="15"/>
+          <w:numId w:val="16"/>
         </w:numPr>
       </w:pPr>
       <w:r>
@@ -4380,7 +4786,7 @@
         <w:pStyle w:val="ListParagraph"/>
         <w:numPr>
           <w:ilvl w:val="0"/>
-          <w:numId w:val="15"/>
+          <w:numId w:val="16"/>
         </w:numPr>
       </w:pPr>
       <w:r>
@@ -4392,7 +4798,7 @@
         <w:pStyle w:val="ListParagraph"/>
         <w:numPr>
           <w:ilvl w:val="0"/>
-          <w:numId w:val="15"/>
+          <w:numId w:val="16"/>
         </w:numPr>
       </w:pPr>
       <w:r>
@@ -4685,7 +5091,7 @@
         <w:pStyle w:val="ListParagraph"/>
         <w:numPr>
           <w:ilvl w:val="0"/>
-          <w:numId w:val="16"/>
+          <w:numId w:val="17"/>
         </w:numPr>
       </w:pPr>
       <w:r>
@@ -4735,7 +5141,7 @@
         <w:pStyle w:val="ListParagraph"/>
         <w:numPr>
           <w:ilvl w:val="0"/>
-          <w:numId w:val="16"/>
+          <w:numId w:val="17"/>
         </w:numPr>
       </w:pPr>
       <w:r>
@@ -4757,7 +5163,7 @@
         <w:pStyle w:val="ListParagraph"/>
         <w:numPr>
           <w:ilvl w:val="0"/>
-          <w:numId w:val="16"/>
+          <w:numId w:val="17"/>
         </w:numPr>
       </w:pPr>
       <w:r>
@@ -4809,7 +5215,7 @@
         <w:pStyle w:val="ListParagraph"/>
         <w:numPr>
           <w:ilvl w:val="0"/>
-          <w:numId w:val="16"/>
+          <w:numId w:val="17"/>
         </w:numPr>
       </w:pPr>
       <w:r>
@@ -4861,7 +5267,7 @@
         <w:pStyle w:val="ListParagraph"/>
         <w:numPr>
           <w:ilvl w:val="0"/>
-          <w:numId w:val="16"/>
+          <w:numId w:val="17"/>
         </w:numPr>
       </w:pPr>
       <w:r>
@@ -4883,7 +5289,7 @@
         <w:pStyle w:val="ListParagraph"/>
         <w:numPr>
           <w:ilvl w:val="0"/>
-          <w:numId w:val="16"/>
+          <w:numId w:val="17"/>
         </w:numPr>
       </w:pPr>
       <w:r>
@@ -4905,7 +5311,7 @@
         <w:pStyle w:val="ListParagraph"/>
         <w:numPr>
           <w:ilvl w:val="0"/>
-          <w:numId w:val="16"/>
+          <w:numId w:val="17"/>
         </w:numPr>
       </w:pPr>
       <w:r>
@@ -4919,6 +5325,24 @@
         <w:t xml:space="preserve">Publish</w:t>
       </w:r>
       <w:r>
+        <w:t xml:space="preserve">, then confirm in the box that asks "Publish your changes?". If your draft also has changes on other settings screens, choose </w:t>
+      </w:r>
+      <w:r>
+        <w:rPr>
+          <w:b/>
+          <w:bCs/>
+        </w:rPr>
+        <w:t xml:space="preserve">Publish only Site banner</w:t>
+      </w:r>
+      <w:r>
+        <w:t xml:space="preserve"> to put just the banner live straight away. See </w:t>
+      </w:r>
+      <w:hyperlink w:history="1" w:anchor="section_8">
+        <w:r>
+          <w:t xml:space="preserve">How site settings are published</w:t>
+        </w:r>
+      </w:hyperlink>
+      <w:r>
         <w:t xml:space="preserve">.</w:t>
       </w:r>
     </w:p>
@@ -4963,7 +5387,7 @@
         <w:pStyle w:val="ListParagraph"/>
         <w:numPr>
           <w:ilvl w:val="0"/>
-          <w:numId w:val="17"/>
+          <w:numId w:val="18"/>
         </w:numPr>
       </w:pPr>
       <w:r>
@@ -4995,7 +5419,7 @@
         <w:pStyle w:val="ListParagraph"/>
         <w:numPr>
           <w:ilvl w:val="0"/>
-          <w:numId w:val="17"/>
+          <w:numId w:val="18"/>
         </w:numPr>
       </w:pPr>
       <w:r>
@@ -5009,7 +5433,17 @@
         <w:t xml:space="preserve">Publish</w:t>
       </w:r>
       <w:r>
-        <w:t xml:space="preserve">.</w:t>
+        <w:t xml:space="preserve">, then confirm. If your draft also has changes on other settings screens, </w:t>
+      </w:r>
+      <w:r>
+        <w:rPr>
+          <w:b/>
+          <w:bCs/>
+        </w:rPr>
+        <w:t xml:space="preserve">Publish only Site banner</w:t>
+      </w:r>
+      <w:r>
+        <w:t xml:space="preserve"> takes the banner down without publishing them.</w:t>
       </w:r>
     </w:p>
     <w:p>
@@ -5438,7 +5872,7 @@
         <w:pStyle w:val="ListParagraph"/>
         <w:numPr>
           <w:ilvl w:val="0"/>
-          <w:numId w:val="18"/>
+          <w:numId w:val="19"/>
         </w:numPr>
       </w:pPr>
       <w:r>
@@ -5450,7 +5884,7 @@
         <w:pStyle w:val="ListParagraph"/>
         <w:numPr>
           <w:ilvl w:val="0"/>
-          <w:numId w:val="18"/>
+          <w:numId w:val="19"/>
         </w:numPr>
       </w:pPr>
       <w:r>
@@ -5462,7 +5896,7 @@
         <w:pStyle w:val="ListParagraph"/>
         <w:numPr>
           <w:ilvl w:val="0"/>
-          <w:numId w:val="18"/>
+          <w:numId w:val="19"/>
         </w:numPr>
       </w:pPr>
       <w:r>
@@ -5484,7 +5918,7 @@
         <w:pStyle w:val="ListParagraph"/>
         <w:numPr>
           <w:ilvl w:val="0"/>
-          <w:numId w:val="18"/>
+          <w:numId w:val="19"/>
         </w:numPr>
       </w:pPr>
       <w:r>
@@ -5855,7 +6289,7 @@
         <w:pStyle w:val="ListParagraph"/>
         <w:numPr>
           <w:ilvl w:val="0"/>
-          <w:numId w:val="19"/>
+          <w:numId w:val="20"/>
         </w:numPr>
       </w:pPr>
       <w:r>
@@ -5897,7 +6331,7 @@
         <w:pStyle w:val="ListParagraph"/>
         <w:numPr>
           <w:ilvl w:val="0"/>
-          <w:numId w:val="19"/>
+          <w:numId w:val="20"/>
         </w:numPr>
       </w:pPr>
       <w:r>
@@ -5939,7 +6373,7 @@
         <w:pStyle w:val="ListParagraph"/>
         <w:numPr>
           <w:ilvl w:val="0"/>
-          <w:numId w:val="19"/>
+          <w:numId w:val="20"/>
         </w:numPr>
       </w:pPr>
       <w:r>
@@ -6740,7 +7174,7 @@
         <w:pStyle w:val="ListParagraph"/>
         <w:numPr>
           <w:ilvl w:val="0"/>
-          <w:numId w:val="20"/>
+          <w:numId w:val="21"/>
         </w:numPr>
       </w:pPr>
       <w:r>
@@ -6752,7 +7186,7 @@
         <w:pStyle w:val="ListParagraph"/>
         <w:numPr>
           <w:ilvl w:val="0"/>
-          <w:numId w:val="20"/>
+          <w:numId w:val="21"/>
         </w:numPr>
       </w:pPr>
       <w:r>
@@ -6834,7 +7268,7 @@
         <w:pStyle w:val="ListParagraph"/>
         <w:numPr>
           <w:ilvl w:val="0"/>
-          <w:numId w:val="20"/>
+          <w:numId w:val="21"/>
         </w:numPr>
       </w:pPr>
       <w:r>
@@ -6856,7 +7290,7 @@
         <w:pStyle w:val="ListParagraph"/>
         <w:numPr>
           <w:ilvl w:val="0"/>
-          <w:numId w:val="20"/>
+          <w:numId w:val="21"/>
         </w:numPr>
       </w:pPr>
       <w:r>
@@ -6878,7 +7312,7 @@
         <w:pStyle w:val="ListParagraph"/>
         <w:numPr>
           <w:ilvl w:val="0"/>
-          <w:numId w:val="20"/>
+          <w:numId w:val="21"/>
         </w:numPr>
       </w:pPr>
       <w:r>
@@ -7265,7 +7699,7 @@
         <w:pStyle w:val="ListParagraph"/>
         <w:numPr>
           <w:ilvl w:val="0"/>
-          <w:numId w:val="21"/>
+          <w:numId w:val="22"/>
         </w:numPr>
       </w:pPr>
       <w:r>
@@ -7277,7 +7711,7 @@
         <w:pStyle w:val="ListParagraph"/>
         <w:numPr>
           <w:ilvl w:val="0"/>
-          <w:numId w:val="21"/>
+          <w:numId w:val="22"/>
         </w:numPr>
       </w:pPr>
       <w:r>
@@ -7463,7 +7897,7 @@
         <w:pStyle w:val="ListParagraph"/>
         <w:numPr>
           <w:ilvl w:val="0"/>
-          <w:numId w:val="22"/>
+          <w:numId w:val="23"/>
         </w:numPr>
       </w:pPr>
       <w:r>
@@ -7485,7 +7919,7 @@
         <w:pStyle w:val="ListParagraph"/>
         <w:numPr>
           <w:ilvl w:val="0"/>
-          <w:numId w:val="22"/>
+          <w:numId w:val="23"/>
         </w:numPr>
       </w:pPr>
       <w:r>
@@ -7567,7 +8001,7 @@
         <w:pStyle w:val="ListParagraph"/>
         <w:numPr>
           <w:ilvl w:val="0"/>
-          <w:numId w:val="22"/>
+          <w:numId w:val="23"/>
         </w:numPr>
       </w:pPr>
       <w:r>
@@ -7609,7 +8043,7 @@
         <w:pStyle w:val="ListParagraph"/>
         <w:numPr>
           <w:ilvl w:val="0"/>
-          <w:numId w:val="22"/>
+          <w:numId w:val="23"/>
         </w:numPr>
       </w:pPr>
       <w:r>
@@ -7651,7 +8085,7 @@
         <w:pStyle w:val="ListParagraph"/>
         <w:numPr>
           <w:ilvl w:val="0"/>
-          <w:numId w:val="22"/>
+          <w:numId w:val="23"/>
         </w:numPr>
       </w:pPr>
       <w:r>
@@ -8427,7 +8861,7 @@
         <w:pStyle w:val="ListParagraph"/>
         <w:numPr>
           <w:ilvl w:val="0"/>
-          <w:numId w:val="23"/>
+          <w:numId w:val="24"/>
         </w:numPr>
       </w:pPr>
       <w:r>
@@ -8439,7 +8873,7 @@
         <w:pStyle w:val="ListParagraph"/>
         <w:numPr>
           <w:ilvl w:val="0"/>
-          <w:numId w:val="23"/>
+          <w:numId w:val="24"/>
         </w:numPr>
       </w:pPr>
       <w:r>
@@ -9205,7 +9639,7 @@
         <w:pStyle w:val="ListParagraph"/>
         <w:numPr>
           <w:ilvl w:val="0"/>
-          <w:numId w:val="24"/>
+          <w:numId w:val="25"/>
         </w:numPr>
       </w:pPr>
       <w:r>
@@ -9227,7 +9661,7 @@
         <w:pStyle w:val="ListParagraph"/>
         <w:numPr>
           <w:ilvl w:val="0"/>
-          <w:numId w:val="24"/>
+          <w:numId w:val="25"/>
         </w:numPr>
       </w:pPr>
       <w:r>
@@ -9354,7 +9788,17 @@
         </w:r>
       </w:hyperlink>
       <w:r>
-        <w:t xml:space="preserve"> first, then paste its full address here. A preview appears once the address starts with https://.</w:t>
+        <w:t xml:space="preserve"> first, choose </w:t>
+      </w:r>
+      <w:r>
+        <w:rPr>
+          <w:b/>
+          <w:bCs/>
+        </w:rPr>
+        <w:t xml:space="preserve">Copy public address</w:t>
+      </w:r>
+      <w:r>
+        <w:t xml:space="preserve"> beside it, then paste the address here. A preview appears once the address starts with https://.</w:t>
       </w:r>
     </w:p>
     <w:p>
@@ -9584,7 +10028,7 @@
         <w:pStyle w:val="ListParagraph"/>
         <w:numPr>
           <w:ilvl w:val="0"/>
-          <w:numId w:val="24"/>
+          <w:numId w:val="25"/>
         </w:numPr>
       </w:pPr>
       <w:r>
@@ -9849,6 +10293,32 @@
             </w:r>
             <w:r>
               <w:t xml:space="preserve">.</w:t>
+            </w:r>
+          </w:p>
+        </w:tc>
+      </w:tr>
+      <w:tr>
+        <w:tc>
+          <w:p>
+            <w:r>
+              <w:t xml:space="preserve">"This address points at the Hub, which the public can't open. On Website → Files, use Copy public address and paste that instead."</w:t>
+            </w:r>
+          </w:p>
+        </w:tc>
+        <w:tc>
+          <w:p>
+            <w:r>
+              <w:t xml:space="preserve">The address was copied from the Hub, so the preview works for you but visitors would get a broken image. Copy the photo's public address on </w:t>
+            </w:r>
+            <w:r>
+              <w:rPr>
+                <w:b/>
+                <w:bCs/>
+              </w:rPr>
+              <w:t xml:space="preserve">Files</w:t>
+            </w:r>
+            <w:r>
+              <w:t xml:space="preserve"> and paste it instead.</w:t>
             </w:r>
           </w:p>
         </w:tc>
@@ -10158,7 +10628,7 @@
         <w:pStyle w:val="ListParagraph"/>
         <w:numPr>
           <w:ilvl w:val="0"/>
-          <w:numId w:val="25"/>
+          <w:numId w:val="26"/>
         </w:numPr>
       </w:pPr>
       <w:r>
@@ -10190,7 +10660,7 @@
         <w:pStyle w:val="ListParagraph"/>
         <w:numPr>
           <w:ilvl w:val="0"/>
-          <w:numId w:val="25"/>
+          <w:numId w:val="26"/>
         </w:numPr>
       </w:pPr>
       <w:r>
@@ -10222,7 +10692,7 @@
         <w:pStyle w:val="ListParagraph"/>
         <w:numPr>
           <w:ilvl w:val="0"/>
-          <w:numId w:val="25"/>
+          <w:numId w:val="26"/>
         </w:numPr>
       </w:pPr>
       <w:r>
@@ -10278,7 +10748,7 @@
         <w:pStyle w:val="ListParagraph"/>
         <w:numPr>
           <w:ilvl w:val="0"/>
-          <w:numId w:val="26"/>
+          <w:numId w:val="27"/>
         </w:numPr>
       </w:pPr>
       <w:r>
@@ -10310,7 +10780,7 @@
         <w:pStyle w:val="ListParagraph"/>
         <w:numPr>
           <w:ilvl w:val="0"/>
-          <w:numId w:val="26"/>
+          <w:numId w:val="27"/>
         </w:numPr>
       </w:pPr>
       <w:r>
@@ -10352,7 +10822,7 @@
         <w:pStyle w:val="ListParagraph"/>
         <w:numPr>
           <w:ilvl w:val="0"/>
-          <w:numId w:val="26"/>
+          <w:numId w:val="27"/>
         </w:numPr>
       </w:pPr>
       <w:r>
@@ -10374,7 +10844,7 @@
         <w:pStyle w:val="ListParagraph"/>
         <w:numPr>
           <w:ilvl w:val="0"/>
-          <w:numId w:val="26"/>
+          <w:numId w:val="27"/>
         </w:numPr>
       </w:pPr>
       <w:r>
@@ -10494,7 +10964,7 @@
         <w:pStyle w:val="ListParagraph"/>
         <w:numPr>
           <w:ilvl w:val="0"/>
-          <w:numId w:val="27"/>
+          <w:numId w:val="28"/>
         </w:numPr>
       </w:pPr>
       <w:r>
@@ -10568,7 +11038,17 @@
         <w:t xml:space="preserve">Files</w:t>
       </w:r>
       <w:r>
-        <w:t xml:space="preserve"> first. See </w:t>
+        <w:t xml:space="preserve"> first, and paste each one's address from </w:t>
+      </w:r>
+      <w:r>
+        <w:rPr>
+          <w:b/>
+          <w:bCs/>
+        </w:rPr>
+        <w:t xml:space="preserve">Copy public address</w:t>
+      </w:r>
+      <w:r>
+        <w:t xml:space="preserve">. See </w:t>
       </w:r>
       <w:hyperlink w:history="1" w:anchor="section_16">
         <w:r>
@@ -10584,7 +11064,7 @@
         <w:pStyle w:val="ListParagraph"/>
         <w:numPr>
           <w:ilvl w:val="0"/>
-          <w:numId w:val="27"/>
+          <w:numId w:val="28"/>
         </w:numPr>
       </w:pPr>
       <w:r>
@@ -10634,7 +11114,7 @@
         <w:pStyle w:val="ListParagraph"/>
         <w:numPr>
           <w:ilvl w:val="0"/>
-          <w:numId w:val="27"/>
+          <w:numId w:val="28"/>
         </w:numPr>
       </w:pPr>
       <w:r>
@@ -11297,6 +11777,21 @@
     </w:lvlOverride>
   </w:num>
   <w:num w:numId="27">
+    <w:abstractNumId w:val="3"/>
+    <w:lvlOverride w:ilvl="0">
+      <w:startOverride w:val="1"/>
+    </w:lvlOverride>
+    <w:lvlOverride w:ilvl="1">
+      <w:startOverride w:val="1"/>
+    </w:lvlOverride>
+    <w:lvlOverride w:ilvl="2">
+      <w:startOverride w:val="1"/>
+    </w:lvlOverride>
+    <w:lvlOverride w:ilvl="3">
+      <w:startOverride w:val="1"/>
+    </w:lvlOverride>
+  </w:num>
+  <w:num w:numId="28">
     <w:abstractNumId w:val="3"/>
     <w:lvlOverride w:ilvl="0">
       <w:startOverride w:val="1"/>

--- a/hub/manuals/nrms-site-editor.docx
+++ b/hub/manuals/nrms-site-editor.docx
@@ -713,6 +713,30 @@
     </w:p>
     <w:p>
       <w:pPr>
+        <w:pStyle w:val="Heading2"/>
+      </w:pPr>
+      <w:r>
+        <w:t xml:space="preserve">Signing in and unsaved changes</w:t>
+      </w:r>
+    </w:p>
+    <w:p>
+      <w:pPr>
+        <w:spacing w:after="120"/>
+      </w:pPr>
+      <w:r>
+        <w:t xml:space="preserve">The Hub keeps you signed in while its tab is open. </w:t>
+      </w:r>
+      <w:hyperlink w:history="1" w:anchor="section_18">
+        <w:r>
+          <w:t xml:space="preserve">Staying signed in, and unsaved changes</w:t>
+        </w:r>
+      </w:hyperlink>
+      <w:r>
+        <w:t xml:space="preserve"> says what happens when your session ends, and how the Hub asks before you lose changes you haven't saved.</w:t>
+      </w:r>
+    </w:p>
+    <w:p>
+      <w:pPr>
         <w:pStyle w:val="Heading1"/>
       </w:pPr>
       <w:bookmarkStart w:name="section_2" w:id="2"/>
@@ -1577,6 +1601,52 @@
       </w:r>
       <w:r>
         <w:t xml:space="preserve">, with your name.</w:t>
+      </w:r>
+    </w:p>
+    <w:p>
+      <w:pPr>
+        <w:pStyle w:val="Heading2"/>
+      </w:pPr>
+      <w:r>
+        <w:t xml:space="preserve">If you leave before saving</w:t>
+      </w:r>
+    </w:p>
+    <w:p>
+      <w:pPr>
+        <w:spacing w:after="120"/>
+      </w:pPr>
+      <w:r>
+        <w:t xml:space="preserve">If you have changes you haven't saved and you go to another screen or choose your browser's </w:t>
+      </w:r>
+      <w:r>
+        <w:rPr>
+          <w:b/>
+          <w:bCs/>
+        </w:rPr>
+        <w:t xml:space="preserve">Back</w:t>
+      </w:r>
+      <w:r>
+        <w:t xml:space="preserve">, the Hub asks "You have unsaved changes on this page. Leave anyway and discard them?" Choose </w:t>
+      </w:r>
+      <w:r>
+        <w:rPr>
+          <w:b/>
+          <w:bCs/>
+        </w:rPr>
+        <w:t xml:space="preserve">Stay</w:t>
+      </w:r>
+      <w:r>
+        <w:t xml:space="preserve"> to keep working, or </w:t>
+      </w:r>
+      <w:r>
+        <w:rPr>
+          <w:b/>
+          <w:bCs/>
+        </w:rPr>
+        <w:t xml:space="preserve">Leave</w:t>
+      </w:r>
+      <w:r>
+        <w:t xml:space="preserve"> to discard the changes. Closing or reloading the tab gets your browser's own question.</w:t>
       </w:r>
     </w:p>
     <w:p>
@@ -2145,6 +2215,52 @@
         <w:pStyle w:val="Heading2"/>
       </w:pPr>
       <w:r>
+        <w:t xml:space="preserve">If you leave before saving</w:t>
+      </w:r>
+    </w:p>
+    <w:p>
+      <w:pPr>
+        <w:spacing w:after="120"/>
+      </w:pPr>
+      <w:r>
+        <w:t xml:space="preserve">If you have changes you haven't saved and you go to another screen or choose your browser's </w:t>
+      </w:r>
+      <w:r>
+        <w:rPr>
+          <w:b/>
+          <w:bCs/>
+        </w:rPr>
+        <w:t xml:space="preserve">Back</w:t>
+      </w:r>
+      <w:r>
+        <w:t xml:space="preserve">, the Hub asks "You have unsaved changes on this page. Leave anyway and discard them?" Choose </w:t>
+      </w:r>
+      <w:r>
+        <w:rPr>
+          <w:b/>
+          <w:bCs/>
+        </w:rPr>
+        <w:t xml:space="preserve">Stay</w:t>
+      </w:r>
+      <w:r>
+        <w:t xml:space="preserve"> to keep working, or </w:t>
+      </w:r>
+      <w:r>
+        <w:rPr>
+          <w:b/>
+          <w:bCs/>
+        </w:rPr>
+        <w:t xml:space="preserve">Leave</w:t>
+      </w:r>
+      <w:r>
+        <w:t xml:space="preserve"> to discard the changes. Closing or reloading the tab gets your browser's own question.</w:t>
+      </w:r>
+    </w:p>
+    <w:p>
+      <w:pPr>
+        <w:pStyle w:val="Heading2"/>
+      </w:pPr>
+      <w:r>
         <w:t xml:space="preserve">Can't do this?</w:t>
       </w:r>
     </w:p>
@@ -2689,6 +2805,52 @@
         <w:pStyle w:val="Heading2"/>
       </w:pPr>
       <w:r>
+        <w:t xml:space="preserve">If you leave before saving</w:t>
+      </w:r>
+    </w:p>
+    <w:p>
+      <w:pPr>
+        <w:spacing w:after="120"/>
+      </w:pPr>
+      <w:r>
+        <w:t xml:space="preserve">If you have changes you haven't saved and you go to another screen or choose your browser's </w:t>
+      </w:r>
+      <w:r>
+        <w:rPr>
+          <w:b/>
+          <w:bCs/>
+        </w:rPr>
+        <w:t xml:space="preserve">Back</w:t>
+      </w:r>
+      <w:r>
+        <w:t xml:space="preserve">, the Hub asks "You have unsaved changes on this page. Leave anyway and discard them?" Choose </w:t>
+      </w:r>
+      <w:r>
+        <w:rPr>
+          <w:b/>
+          <w:bCs/>
+        </w:rPr>
+        <w:t xml:space="preserve">Stay</w:t>
+      </w:r>
+      <w:r>
+        <w:t xml:space="preserve"> to keep working, or </w:t>
+      </w:r>
+      <w:r>
+        <w:rPr>
+          <w:b/>
+          <w:bCs/>
+        </w:rPr>
+        <w:t xml:space="preserve">Leave</w:t>
+      </w:r>
+      <w:r>
+        <w:t xml:space="preserve"> to discard the changes. Closing or reloading the tab gets your browser's own question.</w:t>
+      </w:r>
+    </w:p>
+    <w:p>
+      <w:pPr>
+        <w:pStyle w:val="Heading2"/>
+      </w:pPr>
+      <w:r>
         <w:t xml:space="preserve">Can't do this?</w:t>
       </w:r>
     </w:p>
@@ -3077,6 +3239,52 @@
         <w:pStyle w:val="Heading2"/>
       </w:pPr>
       <w:r>
+        <w:t xml:space="preserve">If you leave before saving</w:t>
+      </w:r>
+    </w:p>
+    <w:p>
+      <w:pPr>
+        <w:spacing w:after="120"/>
+      </w:pPr>
+      <w:r>
+        <w:t xml:space="preserve">If you have changes you haven't saved and you go to another screen or choose your browser's </w:t>
+      </w:r>
+      <w:r>
+        <w:rPr>
+          <w:b/>
+          <w:bCs/>
+        </w:rPr>
+        <w:t xml:space="preserve">Back</w:t>
+      </w:r>
+      <w:r>
+        <w:t xml:space="preserve">, the Hub asks "You have unsaved changes on this page. Leave anyway and discard them?" Choose </w:t>
+      </w:r>
+      <w:r>
+        <w:rPr>
+          <w:b/>
+          <w:bCs/>
+        </w:rPr>
+        <w:t xml:space="preserve">Stay</w:t>
+      </w:r>
+      <w:r>
+        <w:t xml:space="preserve"> to keep working, or </w:t>
+      </w:r>
+      <w:r>
+        <w:rPr>
+          <w:b/>
+          <w:bCs/>
+        </w:rPr>
+        <w:t xml:space="preserve">Leave</w:t>
+      </w:r>
+      <w:r>
+        <w:t xml:space="preserve"> to discard the changes. Closing or reloading the tab gets your browser's own question.</w:t>
+      </w:r>
+    </w:p>
+    <w:p>
+      <w:pPr>
+        <w:pStyle w:val="Heading2"/>
+      </w:pPr>
+      <w:r>
         <w:t xml:space="preserve">Can't do this?</w:t>
       </w:r>
     </w:p>
@@ -4300,6 +4508,82 @@
       </w:pPr>
       <w:r>
         <w:t xml:space="preserve">The foot of each screen says where you are. "Draft saved · not yet live" means you have a draft; "No unpublished changes" means you don't. With a draft, "Your draft has changes on:" names each screen it changes, with a link to it. The next line shows the live revision, who published it and when. Above the buttons, "Publish and Discard draft apply to your whole draft, on every settings screen. Publish lets you publish only this screen instead."</w:t>
+      </w:r>
+    </w:p>
+    <w:p>
+      <w:pPr>
+        <w:pStyle w:val="Heading2"/>
+      </w:pPr>
+      <w:r>
+        <w:t xml:space="preserve">If you leave before saving a draft</w:t>
+      </w:r>
+    </w:p>
+    <w:p>
+      <w:pPr>
+        <w:spacing w:after="120"/>
+      </w:pPr>
+      <w:r>
+        <w:t xml:space="preserve">If you have changed this screen and not chosen </w:t>
+      </w:r>
+      <w:r>
+        <w:rPr>
+          <w:b/>
+          <w:bCs/>
+        </w:rPr>
+        <w:t xml:space="preserve">Save draft</w:t>
+      </w:r>
+      <w:r>
+        <w:t xml:space="preserve">, the Hub asks before you go to another screen, including another settings tab such as </w:t>
+      </w:r>
+      <w:r>
+        <w:rPr>
+          <w:b/>
+          <w:bCs/>
+        </w:rPr>
+        <w:t xml:space="preserve">Site banner</w:t>
+      </w:r>
+      <w:r>
+        <w:t xml:space="preserve"> or </w:t>
+      </w:r>
+      <w:r>
+        <w:rPr>
+          <w:b/>
+          <w:bCs/>
+        </w:rPr>
+        <w:t xml:space="preserve">Footer links</w:t>
+      </w:r>
+      <w:r>
+        <w:t xml:space="preserve">: "You have unsaved changes on this page. Leave anyway and discard them?" Choose </w:t>
+      </w:r>
+      <w:r>
+        <w:rPr>
+          <w:b/>
+          <w:bCs/>
+        </w:rPr>
+        <w:t xml:space="preserve">Stay</w:t>
+      </w:r>
+      <w:r>
+        <w:t xml:space="preserve"> to keep working, or </w:t>
+      </w:r>
+      <w:r>
+        <w:rPr>
+          <w:b/>
+          <w:bCs/>
+        </w:rPr>
+        <w:t xml:space="preserve">Leave</w:t>
+      </w:r>
+      <w:r>
+        <w:t xml:space="preserve"> to discard what you typed since your last </w:t>
+      </w:r>
+      <w:r>
+        <w:rPr>
+          <w:b/>
+          <w:bCs/>
+        </w:rPr>
+        <w:t xml:space="preserve">Save draft</w:t>
+      </w:r>
+      <w:r>
+        <w:t xml:space="preserve">. Your saved draft is kept either way. Closing or reloading the tab gets your browser's own question.</w:t>
       </w:r>
     </w:p>
     <w:p>
@@ -10141,6 +10425,52 @@
         <w:pStyle w:val="Heading2"/>
       </w:pPr>
       <w:r>
+        <w:t xml:space="preserve">If you leave before saving</w:t>
+      </w:r>
+    </w:p>
+    <w:p>
+      <w:pPr>
+        <w:spacing w:after="120"/>
+      </w:pPr>
+      <w:r>
+        <w:t xml:space="preserve">If you have changes you haven't saved and you go to another screen or choose your browser's </w:t>
+      </w:r>
+      <w:r>
+        <w:rPr>
+          <w:b/>
+          <w:bCs/>
+        </w:rPr>
+        <w:t xml:space="preserve">Back</w:t>
+      </w:r>
+      <w:r>
+        <w:t xml:space="preserve">, the Hub asks "You have unsaved changes on this page. Leave anyway and discard them?" Choose </w:t>
+      </w:r>
+      <w:r>
+        <w:rPr>
+          <w:b/>
+          <w:bCs/>
+        </w:rPr>
+        <w:t xml:space="preserve">Stay</w:t>
+      </w:r>
+      <w:r>
+        <w:t xml:space="preserve"> to keep working, or </w:t>
+      </w:r>
+      <w:r>
+        <w:rPr>
+          <w:b/>
+          <w:bCs/>
+        </w:rPr>
+        <w:t xml:space="preserve">Leave</w:t>
+      </w:r>
+      <w:r>
+        <w:t xml:space="preserve"> to discard the changes. Closing or reloading the tab gets your browser's own question.</w:t>
+      </w:r>
+    </w:p>
+    <w:p>
+      <w:pPr>
+        <w:pStyle w:val="Heading2"/>
+      </w:pPr>
+      <w:r>
         <w:t xml:space="preserve">Can't do this?</w:t>
       </w:r>
     </w:p>
@@ -11119,6 +11449,282 @@
       </w:pPr>
       <w:r>
         <w:t xml:space="preserve">Update the ministers' contact records in Media Hub. The Hub does not change them.</w:t>
+      </w:r>
+    </w:p>
+    <w:p>
+      <w:pPr>
+        <w:pStyle w:val="Heading2"/>
+      </w:pPr>
+      <w:bookmarkStart w:name="section_18" w:id="18"/>
+      <w:r>
+        <w:t xml:space="preserve">Staying signed in, and unsaved changes</w:t>
+      </w:r>
+      <w:bookmarkEnd w:id="18"/>
+    </w:p>
+    <w:p>
+      <w:pPr>
+        <w:spacing w:after="120"/>
+      </w:pPr>
+      <w:r>
+        <w:rPr>
+          <w:b/>
+          <w:bCs/>
+        </w:rPr>
+        <w:t xml:space="preserve">Who this is for:</w:t>
+      </w:r>
+      <w:r>
+        <w:t xml:space="preserve"> Everyone who uses the Hub.</w:t>
+      </w:r>
+    </w:p>
+    <w:p>
+      <w:pPr>
+        <w:pStyle w:val="Heading3"/>
+      </w:pPr>
+      <w:r>
+        <w:t xml:space="preserve">Staying signed in</w:t>
+      </w:r>
+    </w:p>
+    <w:p>
+      <w:pPr>
+        <w:spacing w:after="120"/>
+      </w:pPr>
+      <w:r>
+        <w:t xml:space="preserve">While a Hub tab is open, it keeps you signed in, even when the tab sits behind other windows. Your session can still end: when you sign out in another tab or window, when your computer has been asleep or offline for a while (it can be as little as a few minutes, and is never more than an hour), when the browser has put a tab it hasn't shown for a long time to sleep, or when an administrator changes your account.</w:t>
+      </w:r>
+    </w:p>
+    <w:p>
+      <w:pPr>
+        <w:pStyle w:val="Heading3"/>
+      </w:pPr>
+      <w:r>
+        <w:t xml:space="preserve">When your session ends</w:t>
+      </w:r>
+    </w:p>
+    <w:p>
+      <w:pPr>
+        <w:spacing w:after="120"/>
+      </w:pPr>
+      <w:r>
+        <w:t xml:space="preserve">If the screen you are on has nothing unsaved, the Hub goes to the sign-in page, which says "Your session ended. Sign in to carry on where you left off." Once you sign in, you are back where you were.</w:t>
+      </w:r>
+    </w:p>
+    <w:p>
+      <w:pPr>
+        <w:spacing w:after="120"/>
+      </w:pPr>
+      <w:r>
+        <w:t xml:space="preserve">If the screen has unsaved changes, it stays as it was, and a box says "Your session has ended". Nothing can be saved until you sign in again: if you choose a button that saves, the screen says "Your session has ended. Sign in again to save — your changes are still here." and the box comes back.</w:t>
+      </w:r>
+    </w:p>
+    <w:p>
+      <w:pPr>
+        <w:pStyle w:val="ListParagraph"/>
+        <w:numPr>
+          <w:ilvl w:val="0"/>
+          <w:numId w:val="1"/>
+        </w:numPr>
+      </w:pPr>
+      <w:r>
+        <w:t xml:space="preserve">Choose </w:t>
+      </w:r>
+      <w:r>
+        <w:rPr>
+          <w:b/>
+          <w:bCs/>
+        </w:rPr>
+        <w:t xml:space="preserve">Sign in again</w:t>
+      </w:r>
+      <w:r>
+        <w:t xml:space="preserve"> to go to the sign-in page. Afterwards you come back to the same screen. Changes to a release's documents and to a Calendar activity are kept on this computer and come back, with "Your unsaved changes were restored." Other unsaved changes are lost.</w:t>
+      </w:r>
+    </w:p>
+    <w:p>
+      <w:pPr>
+        <w:pStyle w:val="ListParagraph"/>
+        <w:numPr>
+          <w:ilvl w:val="0"/>
+          <w:numId w:val="1"/>
+        </w:numPr>
+      </w:pPr>
+      <w:r>
+        <w:t xml:space="preserve">Choose </w:t>
+      </w:r>
+      <w:r>
+        <w:rPr>
+          <w:b/>
+          <w:bCs/>
+        </w:rPr>
+        <w:t xml:space="preserve">Stay on this page</w:t>
+      </w:r>
+      <w:r>
+        <w:t xml:space="preserve"> to copy what you need first. "Your session has ended" stays at the top of the page, with its own </w:t>
+      </w:r>
+      <w:r>
+        <w:rPr>
+          <w:b/>
+          <w:bCs/>
+        </w:rPr>
+        <w:t xml:space="preserve">Sign in again</w:t>
+      </w:r>
+      <w:r>
+        <w:t xml:space="preserve">.</w:t>
+      </w:r>
+    </w:p>
+    <w:p>
+      <w:pPr>
+        <w:pStyle w:val="ListParagraph"/>
+        <w:numPr>
+          <w:ilvl w:val="0"/>
+          <w:numId w:val="1"/>
+        </w:numPr>
+      </w:pPr>
+      <w:r>
+        <w:t xml:space="preserve">Or sign in again in another tab. Come back to this tab and you can save as usual.</w:t>
+      </w:r>
+    </w:p>
+    <w:p>
+      <w:pPr>
+        <w:pStyle w:val="Heading3"/>
+      </w:pPr>
+      <w:r>
+        <w:t xml:space="preserve">Leaving a screen with unsaved changes</w:t>
+      </w:r>
+    </w:p>
+    <w:p>
+      <w:pPr>
+        <w:spacing w:after="120"/>
+      </w:pPr>
+      <w:r>
+        <w:t xml:space="preserve">On every screen where you change something, the Hub asks before you leave with changes you haven't saved: "You have unsaved changes on this page. Leave anyway and discard them?" This covers the side menu, links, </w:t>
+      </w:r>
+      <w:r>
+        <w:rPr>
+          <w:b/>
+          <w:bCs/>
+        </w:rPr>
+        <w:t xml:space="preserve">Help</w:t>
+      </w:r>
+      <w:r>
+        <w:t xml:space="preserve"> and your browser's </w:t>
+      </w:r>
+      <w:r>
+        <w:rPr>
+          <w:b/>
+          <w:bCs/>
+        </w:rPr>
+        <w:t xml:space="preserve">Back</w:t>
+      </w:r>
+      <w:r>
+        <w:t xml:space="preserve">. Choose </w:t>
+      </w:r>
+      <w:r>
+        <w:rPr>
+          <w:b/>
+          <w:bCs/>
+        </w:rPr>
+        <w:t xml:space="preserve">Stay</w:t>
+      </w:r>
+      <w:r>
+        <w:t xml:space="preserve"> to keep working, or </w:t>
+      </w:r>
+      <w:r>
+        <w:rPr>
+          <w:b/>
+          <w:bCs/>
+        </w:rPr>
+        <w:t xml:space="preserve">Leave</w:t>
+      </w:r>
+      <w:r>
+        <w:t xml:space="preserve"> to discard the changes. Closing or reloading the tab gets your browser's own question.</w:t>
+      </w:r>
+    </w:p>
+    <w:p>
+      <w:pPr>
+        <w:spacing w:after="120"/>
+      </w:pPr>
+      <w:r>
+        <w:rPr>
+          <w:b/>
+          <w:bCs/>
+        </w:rPr>
+        <w:t xml:space="preserve">Sign out</w:t>
+      </w:r>
+      <w:r>
+        <w:t xml:space="preserve"> asks too: "You have unsaved changes on this page. Sign out anyway and discard them?" Choose </w:t>
+      </w:r>
+      <w:r>
+        <w:rPr>
+          <w:b/>
+          <w:bCs/>
+        </w:rPr>
+        <w:t xml:space="preserve">Stay</w:t>
+      </w:r>
+      <w:r>
+        <w:t xml:space="preserve">, or </w:t>
+      </w:r>
+      <w:r>
+        <w:rPr>
+          <w:b/>
+          <w:bCs/>
+        </w:rPr>
+        <w:t xml:space="preserve">Sign out</w:t>
+      </w:r>
+      <w:r>
+        <w:t xml:space="preserve"> to discard them. Signing out yourself also discards any changes the Hub kept on this computer.</w:t>
+      </w:r>
+    </w:p>
+    <w:p>
+      <w:pPr>
+        <w:pStyle w:val="Heading3"/>
+      </w:pPr>
+      <w:r>
+        <w:t xml:space="preserve">If a screen can't be shown</w:t>
+      </w:r>
+    </w:p>
+    <w:p>
+      <w:pPr>
+        <w:spacing w:after="120"/>
+      </w:pPr>
+      <w:r>
+        <w:t xml:space="preserve">If something goes wrong on a screen, you see "Something went wrong" and "This page couldn't be shown. Reload the page to try again." Choose </w:t>
+      </w:r>
+      <w:r>
+        <w:rPr>
+          <w:b/>
+          <w:bCs/>
+        </w:rPr>
+        <w:t xml:space="preserve">Reload</w:t>
+      </w:r>
+      <w:r>
+        <w:t xml:space="preserve">, or </w:t>
+      </w:r>
+      <w:r>
+        <w:rPr>
+          <w:b/>
+          <w:bCs/>
+        </w:rPr>
+        <w:t xml:space="preserve">Go to the start page</w:t>
+      </w:r>
+      <w:r>
+        <w:t xml:space="preserve">. The side menu still works. If it keeps happening, tell a Core administrator.</w:t>
+      </w:r>
+    </w:p>
+    <w:p>
+      <w:pPr>
+        <w:spacing w:after="120"/>
+      </w:pPr>
+      <w:r>
+        <w:t xml:space="preserve">An address that doesn't lead to a screen shows "Page not found", with </w:t>
+      </w:r>
+      <w:r>
+        <w:rPr>
+          <w:b/>
+          <w:bCs/>
+        </w:rPr>
+        <w:t xml:space="preserve">Go to the start page</w:t>
+      </w:r>
+      <w:r>
+        <w:t xml:space="preserve">.</w:t>
       </w:r>
     </w:p>
     <w:sectPr>

--- a/hub/manuals/nrms-site-editor.docx
+++ b/hub/manuals/nrms-site-editor.docx
@@ -11490,6 +11490,37 @@
       </w:pPr>
       <w:r>
         <w:t xml:space="preserve">While a Hub tab is open, it keeps you signed in, even when the tab sits behind other windows. Your session can still end: when you sign out in another tab or window, when your computer has been asleep or offline for a while (it can be as little as a few minutes, and is never more than an hour), when the browser has put a tab it hasn't shown for a long time to sleep, or when an administrator changes your account.</w:t>
+      </w:r>
+    </w:p>
+    <w:p>
+      <w:pPr>
+        <w:spacing w:after="120"/>
+      </w:pPr>
+      <w:r>
+        <w:t xml:space="preserve">A session lasts up to 12 hours from when you signed in, however long the tab stays open. After that you sign in again.</w:t>
+      </w:r>
+    </w:p>
+    <w:p>
+      <w:pPr>
+        <w:spacing w:after="120"/>
+      </w:pPr>
+      <w:r>
+        <w:rPr>
+          <w:b/>
+          <w:bCs/>
+        </w:rPr>
+        <w:t xml:space="preserve">Sign out</w:t>
+      </w:r>
+      <w:r>
+        <w:t xml:space="preserve"> ends the session in that browser, including its other tabs. You stay signed in on any other computer or browser where you signed in. If an administrator deactivates your account, you are signed out at once, and signing in again tells you "Your account is not active. Contact a Core administrator."</w:t>
+      </w:r>
+    </w:p>
+    <w:p>
+      <w:pPr>
+        <w:spacing w:after="120"/>
+      </w:pPr>
+      <w:r>
+        <w:t xml:space="preserve">If the Hub says "The Hub can't check your sign-in right now. Try again in a minute.", you are still signed in and nothing on the screen is lost, but nothing can be saved or opened for now. Wait a minute and try again. The message goes away by itself once the Hub can check again. The sign-in page shows the same message then, and if signing in itself can't work for a while it says "We can't sign you in right now. Try again in a few minutes."</w:t>
       </w:r>
     </w:p>
     <w:p>

--- a/hub/manuals/nrms-site-editor.docx
+++ b/hub/manuals/nrms-site-editor.docx
@@ -76,7 +76,7 @@
           <w:sz w:val="24"/>
           <w:szCs w:val="24"/>
         </w:rPr>
-        <w:t xml:space="preserve">Software version of October 31, 2026</w:t>
+        <w:t xml:space="preserve">Software version of November 1, 2026</w:t>
       </w:r>
     </w:p>
     <w:p>
@@ -4238,7 +4238,17 @@
         <w:t xml:space="preserve">(all)</w:t>
       </w:r>
       <w:r>
-        <w:t xml:space="preserve"> to see everything again.</w:t>
+        <w:t xml:space="preserve"> to see everything again. Core administrators also see </w:t>
+      </w:r>
+      <w:r>
+        <w:rPr>
+          <w:b/>
+          <w:bCs/>
+        </w:rPr>
+        <w:t xml:space="preserve">Government terms</w:t>
+      </w:r>
+      <w:r>
+        <w:t xml:space="preserve">: changes to the dates of government terms, which decide where the public archive lists each release.</w:t>
       </w:r>
     </w:p>
     <w:p>

--- a/hub/manuals/nrms-site-editor.docx
+++ b/hub/manuals/nrms-site-editor.docx
@@ -496,6 +496,52 @@
                 <w:b/>
                 <w:bCs/>
               </w:rPr>
+              <w:t xml:space="preserve">Hub address check</w:t>
+            </w:r>
+          </w:p>
+        </w:tc>
+        <w:tc>
+          <w:p>
+            <w:r>
+              <w:t xml:space="preserve">Nothing: it lists saved web addresses that point at the Hub, which visitors can't open, so you can fix them.</w:t>
+            </w:r>
+          </w:p>
+        </w:tc>
+        <w:tc>
+          <w:p>
+            <w:r>
+              <w:t xml:space="preserve">Not shown to visitors.</w:t>
+            </w:r>
+          </w:p>
+        </w:tc>
+        <w:tc>
+          <w:p>
+            <w:hyperlink w:history="1" w:anchor="section_7">
+              <w:r>
+                <w:t xml:space="preserve">Hub address check</w:t>
+              </w:r>
+            </w:hyperlink>
+          </w:p>
+        </w:tc>
+      </w:tr>
+      <w:tr>
+        <w:tc>
+          <w:p>
+            <w:r>
+              <w:rPr>
+                <w:b/>
+                <w:bCs/>
+              </w:rPr>
+              <w:t xml:space="preserve">Website</w:t>
+            </w:r>
+            <w:r>
+              <w:t xml:space="preserve"> &gt; </w:t>
+            </w:r>
+            <w:r>
+              <w:rPr>
+                <w:b/>
+                <w:bCs/>
+              </w:rPr>
               <w:t xml:space="preserve">Site settings</w:t>
             </w:r>
           </w:p>
@@ -516,7 +562,7 @@
         </w:tc>
         <w:tc>
           <w:p>
-            <w:hyperlink w:history="1" w:anchor="section_8">
+            <w:hyperlink w:history="1" w:anchor="section_9">
               <w:r>
                 <w:t xml:space="preserve">How site settings are published</w:t>
               </w:r>
@@ -552,7 +598,7 @@
         </w:tc>
         <w:tc>
           <w:p>
-            <w:hyperlink w:history="1" w:anchor="section_16">
+            <w:hyperlink w:history="1" w:anchor="section_17">
               <w:r>
                 <w:t xml:space="preserve">Organizations</w:t>
               </w:r>
@@ -586,7 +632,7 @@
       <w:r>
         <w:t xml:space="preserve"> are read-only for everyone. See </w:t>
       </w:r>
-      <w:hyperlink w:history="1" w:anchor="section_7">
+      <w:hyperlink w:history="1" w:anchor="section_8">
         <w:r>
           <w:t xml:space="preserve">What's featured where and the Website log</w:t>
         </w:r>
@@ -726,7 +772,7 @@
       <w:r>
         <w:t xml:space="preserve">The Hub keeps you signed in while its tab is open. </w:t>
       </w:r>
-      <w:hyperlink w:history="1" w:anchor="section_18">
+      <w:hyperlink w:history="1" w:anchor="section_19">
         <w:r>
           <w:t xml:space="preserve">Staying signed in, and unsaved changes</w:t>
         </w:r>
@@ -1131,7 +1177,7 @@
       <w:r>
         <w:t xml:space="preserve"> empty to use the standard link words, set on </w:t>
       </w:r>
-      <w:hyperlink w:history="1" w:anchor="section_11">
+      <w:hyperlink w:history="1" w:anchor="section_12">
         <w:r>
           <w:t xml:space="preserve">Navigation and labels</w:t>
         </w:r>
@@ -1165,7 +1211,7 @@
         <w:t xml:space="preserve">Copy public address</w:t>
       </w:r>
       <w:r>
-        <w:t xml:space="preserve"> button. An address copied from the Hub itself shows "This address points at the Hub, which the public can't open. On Website → Files, use Copy public address and paste that instead."</w:t>
+        <w:t xml:space="preserve"> button. An address copied from the Hub itself shows "This address points at the Hub, which the public can't open. On Website → Files, use Copy public address and paste that instead." It shows for the Hub's other known web addresses too, not just the one you are using.</w:t>
       </w:r>
     </w:p>
     <w:p>
@@ -2043,7 +2089,7 @@
         <w:t xml:space="preserve">Copy public address</w:t>
       </w:r>
       <w:r>
-        <w:t xml:space="preserve"> button into the action URL. An address copied from the Hub itself shows "This address points at the Hub, which the public can't open. On Website → Files, use Copy public address and paste that instead."</w:t>
+        <w:t xml:space="preserve"> button into the action URL. An address copied from the Hub itself shows "This address points at the Hub, which the public can't open. On Website → Files, use Copy public address and paste that instead." It shows for the Hub's other known web addresses too, not just the one you are using.</w:t>
       </w:r>
     </w:p>
     <w:p>
@@ -2692,7 +2738,7 @@
       <w:r>
         <w:t xml:space="preserve">The wording around the webcast, such as the button's label and the text shown when nothing is live, is on </w:t>
       </w:r>
-      <w:hyperlink w:history="1" w:anchor="section_11">
+      <w:hyperlink w:history="1" w:anchor="section_12">
         <w:r>
           <w:t xml:space="preserve">Navigation and labels</w:t>
         </w:r>
@@ -2700,7 +2746,7 @@
       <w:r>
         <w:t xml:space="preserve"> and </w:t>
       </w:r>
-      <w:hyperlink w:history="1" w:anchor="section_14">
+      <w:hyperlink w:history="1" w:anchor="section_15">
         <w:r>
           <w:t xml:space="preserve">Page text</w:t>
         </w:r>
@@ -3184,7 +3230,7 @@
         </w:r>
       </w:hyperlink>
       <w:r>
-        <w:t xml:space="preserve">. An address copied from the Hub itself shows "This address points at the Hub, which the public can't open. On Website → Files, use Copy public address and paste that instead."</w:t>
+        <w:t xml:space="preserve">. An address copied from the Hub itself shows "This address points at the Hub, which the public can't open. On Website → Files, use Copy public address and paste that instead." It shows for the Hub's other known web addresses too, not just the one you are using.</w:t>
       </w:r>
     </w:p>
     <w:p>
@@ -3544,7 +3590,7 @@
       <w:r>
         <w:t xml:space="preserve">To put a file in a minister's photo on </w:t>
       </w:r>
-      <w:hyperlink w:history="1" w:anchor="section_16">
+      <w:hyperlink w:history="1" w:anchor="section_17">
         <w:r>
           <w:t xml:space="preserve">Organizations</w:t>
         </w:r>
@@ -3600,7 +3646,7 @@
         <w:spacing w:after="120"/>
       </w:pPr>
       <w:r>
-        <w:t xml:space="preserve">Don't copy the address from your browser's address bar while you are in the Hub. That address points at the Hub's own server, which the public can't open: you would see the file, but visitors would get a broken image or link. A web address box holding such an address says "This address points at the Hub, which the public can't open. On Website → Files, use Copy public address and paste that instead."</w:t>
+        <w:t xml:space="preserve">Don't copy the address from your browser's address bar while you are in the Hub. That address points at the Hub's own server, which the public can't open: you would see the file, but visitors would get a broken image or link. A web address box holding such an address says "This address points at the Hub, which the public can't open. On Website → Files, use Copy public address and paste that instead." It shows for the Hub's other known web addresses too, not just the one you are using.</w:t>
       </w:r>
     </w:p>
     <w:p>
@@ -3971,9 +4017,347 @@
       </w:pPr>
       <w:bookmarkStart w:name="section_7" w:id="7"/>
       <w:r>
+        <w:t xml:space="preserve">Hub address check</w:t>
+      </w:r>
+      <w:bookmarkEnd w:id="7"/>
+    </w:p>
+    <w:p>
+      <w:pPr>
+        <w:spacing w:after="120"/>
+      </w:pPr>
+      <w:r>
+        <w:rPr>
+          <w:b/>
+          <w:bCs/>
+        </w:rPr>
+        <w:t xml:space="preserve">Who this is for:</w:t>
+      </w:r>
+      <w:r>
+        <w:t xml:space="preserve"> Site editors (NRMS.SiteEditor).</w:t>
+      </w:r>
+    </w:p>
+    <w:p>
+      <w:pPr>
+        <w:spacing w:after="120"/>
+      </w:pPr>
+      <w:r>
+        <w:rPr>
+          <w:b/>
+          <w:bCs/>
+        </w:rPr>
+        <w:t xml:space="preserve">Website</w:t>
+      </w:r>
+      <w:r>
+        <w:t xml:space="preserve"> &gt; </w:t>
+      </w:r>
+      <w:r>
+        <w:rPr>
+          <w:b/>
+          <w:bCs/>
+        </w:rPr>
+        <w:t xml:space="preserve">Hub address check</w:t>
+      </w:r>
+      <w:r>
+        <w:t xml:space="preserve"> lists every web address saved on the Website screens that points at the Hub itself. Staff can open such an address, but the public can't: visitors get a broken link or image. Use it before the site goes live, and whenever you want to check.</w:t>
+      </w:r>
+    </w:p>
+    <w:p>
+      <w:pPr>
+        <w:pStyle w:val="Heading2"/>
+      </w:pPr>
+      <w:r>
+        <w:t xml:space="preserve">What it checks</w:t>
+      </w:r>
+    </w:p>
+    <w:p>
+      <w:pPr>
+        <w:pStyle w:val="ListParagraph"/>
+        <w:numPr>
+          <w:ilvl w:val="0"/>
+          <w:numId w:val="1"/>
+        </w:numPr>
+      </w:pPr>
+      <w:r>
+        <w:rPr>
+          <w:b/>
+          <w:bCs/>
+        </w:rPr>
+        <w:t xml:space="preserve">Carousel</w:t>
+      </w:r>
+      <w:r>
+        <w:t xml:space="preserve">: the live and next carousels' slides.</w:t>
+      </w:r>
+    </w:p>
+    <w:p>
+      <w:pPr>
+        <w:pStyle w:val="ListParagraph"/>
+        <w:numPr>
+          <w:ilvl w:val="0"/>
+          <w:numId w:val="1"/>
+        </w:numPr>
+      </w:pPr>
+      <w:r>
+        <w:rPr>
+          <w:b/>
+          <w:bCs/>
+        </w:rPr>
+        <w:t xml:space="preserve">Emergency pins</w:t>
+      </w:r>
+      <w:r>
+        <w:t xml:space="preserve">: both pins.</w:t>
+      </w:r>
+    </w:p>
+    <w:p>
+      <w:pPr>
+        <w:pStyle w:val="ListParagraph"/>
+        <w:numPr>
+          <w:ilvl w:val="0"/>
+          <w:numId w:val="1"/>
+        </w:numPr>
+      </w:pPr>
+      <w:r>
+        <w:rPr>
+          <w:b/>
+          <w:bCs/>
+        </w:rPr>
+        <w:t xml:space="preserve">Live Feed</w:t>
+      </w:r>
+      <w:r>
+        <w:t xml:space="preserve">: its two addresses.</w:t>
+      </w:r>
+    </w:p>
+    <w:p>
+      <w:pPr>
+        <w:pStyle w:val="ListParagraph"/>
+        <w:numPr>
+          <w:ilvl w:val="0"/>
+          <w:numId w:val="1"/>
+        </w:numPr>
+      </w:pPr>
+      <w:r>
+        <w:rPr>
+          <w:b/>
+          <w:bCs/>
+        </w:rPr>
+        <w:t xml:space="preserve">Resource links</w:t>
+      </w:r>
+      <w:r>
+        <w:t xml:space="preserve">.</w:t>
+      </w:r>
+    </w:p>
+    <w:p>
+      <w:pPr>
+        <w:pStyle w:val="ListParagraph"/>
+        <w:numPr>
+          <w:ilvl w:val="0"/>
+          <w:numId w:val="1"/>
+        </w:numPr>
+      </w:pPr>
+      <w:r>
+        <w:rPr>
+          <w:b/>
+          <w:bCs/>
+        </w:rPr>
+        <w:t xml:space="preserve">Site settings</w:t>
+      </w:r>
+      <w:r>
+        <w:t xml:space="preserve">: what is published now, on every settings screen.</w:t>
+      </w:r>
+    </w:p>
+    <w:p>
+      <w:pPr>
+        <w:spacing w:after="120"/>
+      </w:pPr>
+      <w:r>
+        <w:t xml:space="preserve">Drafts that nobody has published, and past carousels, aren't on the public site, so they aren't checked. Release text isn't checked either.</w:t>
+      </w:r>
+    </w:p>
+    <w:p>
+      <w:pPr>
+        <w:spacing w:after="120"/>
+      </w:pPr>
+      <w:r>
+        <w:rPr>
+          <w:b/>
+          <w:bCs/>
+        </w:rPr>
+        <w:t xml:space="preserve">Organizations isn't checked here.</w:t>
+      </w:r>
+      <w:r>
+        <w:t xml:space="preserve"> Each ministry's page links, minister photo and biography are on </w:t>
+      </w:r>
+      <w:hyperlink w:history="1" w:anchor="section_17">
+        <w:r>
+          <w:t xml:space="preserve">Organizations</w:t>
+        </w:r>
+      </w:hyperlink>
+      <w:r>
+        <w:t xml:space="preserve">: open each ministry there and check them. A minister photo address on the Hub shows a warning on that form.</w:t>
+      </w:r>
+    </w:p>
+    <w:p>
+      <w:pPr>
+        <w:pStyle w:val="Heading2"/>
+      </w:pPr>
+      <w:r>
+        <w:t xml:space="preserve">Fix what it lists</w:t>
+      </w:r>
+    </w:p>
+    <w:p>
+      <w:pPr>
+        <w:spacing w:after="120"/>
+      </w:pPr>
+      <w:r>
+        <w:t xml:space="preserve">Each screen with an address to fix has its own heading, the addresses under it, and where on the screen each one is, in the screen's own names: for example "Live carousel, slide 2: action URL", "Help links, link 1: Web address" or "Subscribe page: Help line".</w:t>
+      </w:r>
+    </w:p>
+    <w:p>
+      <w:pPr>
+        <w:pStyle w:val="ListParagraph"/>
+        <w:numPr>
+          <w:ilvl w:val="0"/>
+          <w:numId w:val="15"/>
+        </w:numPr>
+      </w:pPr>
+      <w:r>
+        <w:t xml:space="preserve">Choose </w:t>
+      </w:r>
+      <w:r>
+        <w:rPr>
+          <w:b/>
+          <w:bCs/>
+        </w:rPr>
+        <w:t xml:space="preserve">Open</w:t>
+      </w:r>
+      <w:r>
+        <w:t xml:space="preserve"> and the screen's name, such as </w:t>
+      </w:r>
+      <w:r>
+        <w:rPr>
+          <w:b/>
+          <w:bCs/>
+        </w:rPr>
+        <w:t xml:space="preserve">Open Carousel</w:t>
+      </w:r>
+      <w:r>
+        <w:t xml:space="preserve">.</w:t>
+      </w:r>
+    </w:p>
+    <w:p>
+      <w:pPr>
+        <w:pStyle w:val="ListParagraph"/>
+        <w:numPr>
+          <w:ilvl w:val="0"/>
+          <w:numId w:val="15"/>
+        </w:numPr>
+      </w:pPr>
+      <w:r>
+        <w:t xml:space="preserve">Find the address and replace it. For a file, open </w:t>
+      </w:r>
+      <w:hyperlink w:history="1" w:anchor="section_6">
+        <w:r>
+          <w:t xml:space="preserve">Files</w:t>
+        </w:r>
+      </w:hyperlink>
+      <w:r>
+        <w:t xml:space="preserve">, choose </w:t>
+      </w:r>
+      <w:r>
+        <w:rPr>
+          <w:b/>
+          <w:bCs/>
+        </w:rPr>
+        <w:t xml:space="preserve">Copy public address</w:t>
+      </w:r>
+      <w:r>
+        <w:t xml:space="preserve"> beside the file, and paste that instead.</w:t>
+      </w:r>
+    </w:p>
+    <w:p>
+      <w:pPr>
+        <w:pStyle w:val="ListParagraph"/>
+        <w:numPr>
+          <w:ilvl w:val="0"/>
+          <w:numId w:val="15"/>
+        </w:numPr>
+      </w:pPr>
+      <w:r>
+        <w:t xml:space="preserve">Save, or publish the settings, as you normally do on that screen.</w:t>
+      </w:r>
+    </w:p>
+    <w:p>
+      <w:pPr>
+        <w:pStyle w:val="ListParagraph"/>
+        <w:numPr>
+          <w:ilvl w:val="0"/>
+          <w:numId w:val="15"/>
+        </w:numPr>
+      </w:pPr>
+      <w:r>
+        <w:t xml:space="preserve">Come back to </w:t>
+      </w:r>
+      <w:r>
+        <w:rPr>
+          <w:b/>
+          <w:bCs/>
+        </w:rPr>
+        <w:t xml:space="preserve">Hub address check</w:t>
+      </w:r>
+      <w:r>
+        <w:t xml:space="preserve">. Once the change is live, the address is no longer listed.</w:t>
+      </w:r>
+    </w:p>
+    <w:p>
+      <w:pPr>
+        <w:spacing w:after="120"/>
+      </w:pPr>
+      <w:r>
+        <w:t xml:space="preserve">When nothing is left, the page says "Nothing saved on the Website points at the Hub."</w:t>
+      </w:r>
+    </w:p>
+    <w:p>
+      <w:pPr>
+        <w:spacing w:after="120"/>
+      </w:pPr>
+      <w:r>
+        <w:t xml:space="preserve">The page only lists addresses; it never changes them.</w:t>
+      </w:r>
+    </w:p>
+    <w:p>
+      <w:pPr>
+        <w:pStyle w:val="Heading2"/>
+      </w:pPr>
+      <w:r>
+        <w:t xml:space="preserve">Which addresses count</w:t>
+      </w:r>
+    </w:p>
+    <w:p>
+      <w:pPr>
+        <w:spacing w:after="120"/>
+      </w:pPr>
+      <w:r>
+        <w:t xml:space="preserve">An address counts when it is on any of the Hub's own web addresses: the one in your browser's address bar, and the others the Hub's server is known by. An address on the public site, such as one copied with </w:t>
+      </w:r>
+      <w:r>
+        <w:rPr>
+          <w:b/>
+          <w:bCs/>
+        </w:rPr>
+        <w:t xml:space="preserve">Copy public address</w:t>
+      </w:r>
+      <w:r>
+        <w:t xml:space="preserve">, never counts. If an address you know points at the Hub isn't listed, ask the people who run the servers to add that name to the Hub's settings.</w:t>
+      </w:r>
+    </w:p>
+    <w:p>
+      <w:pPr>
+        <w:pStyle w:val="Heading1"/>
+      </w:pPr>
+      <w:bookmarkStart w:name="section_8" w:id="8"/>
+      <w:r>
         <w:t xml:space="preserve">What's featured where and the Website log</w:t>
       </w:r>
-      <w:bookmarkEnd w:id="7"/>
+      <w:bookmarkEnd w:id="8"/>
     </w:p>
     <w:p>
       <w:pPr>
@@ -4273,11 +4657,11 @@
       <w:pPr>
         <w:pStyle w:val="Heading1"/>
       </w:pPr>
-      <w:bookmarkStart w:name="section_8" w:id="8"/>
+      <w:bookmarkStart w:name="section_9" w:id="9"/>
       <w:r>
         <w:t xml:space="preserve">How site settings are published</w:t>
       </w:r>
-      <w:bookmarkEnd w:id="8"/>
+      <w:bookmarkEnd w:id="9"/>
     </w:p>
     <w:p>
       <w:pPr>
@@ -4609,7 +4993,7 @@
         <w:pStyle w:val="ListParagraph"/>
         <w:numPr>
           <w:ilvl w:val="0"/>
-          <w:numId w:val="15"/>
+          <w:numId w:val="16"/>
         </w:numPr>
       </w:pPr>
       <w:r>
@@ -4621,7 +5005,7 @@
         <w:pStyle w:val="ListParagraph"/>
         <w:numPr>
           <w:ilvl w:val="0"/>
-          <w:numId w:val="15"/>
+          <w:numId w:val="16"/>
         </w:numPr>
       </w:pPr>
       <w:r>
@@ -4663,7 +5047,7 @@
         <w:pStyle w:val="ListParagraph"/>
         <w:numPr>
           <w:ilvl w:val="0"/>
-          <w:numId w:val="15"/>
+          <w:numId w:val="16"/>
         </w:numPr>
       </w:pPr>
       <w:r>
@@ -4685,7 +5069,7 @@
         <w:pStyle w:val="ListParagraph"/>
         <w:numPr>
           <w:ilvl w:val="0"/>
-          <w:numId w:val="15"/>
+          <w:numId w:val="16"/>
         </w:numPr>
       </w:pPr>
       <w:r>
@@ -4895,7 +5279,7 @@
         <w:t xml:space="preserve">Web address</w:t>
       </w:r>
       <w:r>
-        <w:t xml:space="preserve">: visitors couldn't open it.</w:t>
+        <w:t xml:space="preserve">: visitors couldn't open it. It shows for the Hub's other known web addresses too, not just the one you are using.</w:t>
       </w:r>
     </w:p>
     <w:p>
@@ -5058,7 +5442,7 @@
         <w:pStyle w:val="ListParagraph"/>
         <w:numPr>
           <w:ilvl w:val="0"/>
-          <w:numId w:val="16"/>
+          <w:numId w:val="17"/>
         </w:numPr>
       </w:pPr>
       <w:r>
@@ -5080,7 +5464,7 @@
         <w:pStyle w:val="ListParagraph"/>
         <w:numPr>
           <w:ilvl w:val="0"/>
-          <w:numId w:val="16"/>
+          <w:numId w:val="17"/>
         </w:numPr>
       </w:pPr>
       <w:r>
@@ -5092,7 +5476,7 @@
         <w:pStyle w:val="ListParagraph"/>
         <w:numPr>
           <w:ilvl w:val="0"/>
-          <w:numId w:val="16"/>
+          <w:numId w:val="17"/>
         </w:numPr>
       </w:pPr>
       <w:r>
@@ -5305,11 +5689,11 @@
       <w:pPr>
         <w:pStyle w:val="Heading1"/>
       </w:pPr>
-      <w:bookmarkStart w:name="section_9" w:id="9"/>
+      <w:bookmarkStart w:name="section_10" w:id="10"/>
       <w:r>
         <w:t xml:space="preserve">Site banner</w:t>
       </w:r>
-      <w:bookmarkEnd w:id="9"/>
+      <w:bookmarkEnd w:id="10"/>
     </w:p>
     <w:p>
       <w:pPr>
@@ -5363,7 +5747,7 @@
       <w:r>
         <w:t xml:space="preserve">. Like every site setting, it changes the public site only when you publish. See </w:t>
       </w:r>
-      <w:hyperlink w:history="1" w:anchor="section_8">
+      <w:hyperlink w:history="1" w:anchor="section_9">
         <w:r>
           <w:t xml:space="preserve">How site settings are published</w:t>
         </w:r>
@@ -5385,7 +5769,7 @@
         <w:pStyle w:val="ListParagraph"/>
         <w:numPr>
           <w:ilvl w:val="0"/>
-          <w:numId w:val="17"/>
+          <w:numId w:val="18"/>
         </w:numPr>
       </w:pPr>
       <w:r>
@@ -5421,7 +5805,7 @@
       <w:r>
         <w:t xml:space="preserve">. Emergency uses the emergency banner colour, set on </w:t>
       </w:r>
-      <w:hyperlink w:history="1" w:anchor="section_10">
+      <w:hyperlink w:history="1" w:anchor="section_11">
         <w:r>
           <w:t xml:space="preserve">Theme colours</w:t>
         </w:r>
@@ -5435,7 +5819,7 @@
         <w:pStyle w:val="ListParagraph"/>
         <w:numPr>
           <w:ilvl w:val="0"/>
-          <w:numId w:val="17"/>
+          <w:numId w:val="18"/>
         </w:numPr>
       </w:pPr>
       <w:r>
@@ -5457,7 +5841,7 @@
         <w:pStyle w:val="ListParagraph"/>
         <w:numPr>
           <w:ilvl w:val="0"/>
-          <w:numId w:val="17"/>
+          <w:numId w:val="18"/>
         </w:numPr>
       </w:pPr>
       <w:r>
@@ -5509,7 +5893,7 @@
         <w:pStyle w:val="ListParagraph"/>
         <w:numPr>
           <w:ilvl w:val="0"/>
-          <w:numId w:val="17"/>
+          <w:numId w:val="18"/>
         </w:numPr>
       </w:pPr>
       <w:r>
@@ -5561,7 +5945,7 @@
         <w:pStyle w:val="ListParagraph"/>
         <w:numPr>
           <w:ilvl w:val="0"/>
-          <w:numId w:val="17"/>
+          <w:numId w:val="18"/>
         </w:numPr>
       </w:pPr>
       <w:r>
@@ -5583,7 +5967,7 @@
         <w:pStyle w:val="ListParagraph"/>
         <w:numPr>
           <w:ilvl w:val="0"/>
-          <w:numId w:val="17"/>
+          <w:numId w:val="18"/>
         </w:numPr>
       </w:pPr>
       <w:r>
@@ -5605,7 +5989,7 @@
         <w:pStyle w:val="ListParagraph"/>
         <w:numPr>
           <w:ilvl w:val="0"/>
-          <w:numId w:val="17"/>
+          <w:numId w:val="18"/>
         </w:numPr>
       </w:pPr>
       <w:r>
@@ -5631,7 +6015,7 @@
       <w:r>
         <w:t xml:space="preserve"> to put just the banner live straight away. See </w:t>
       </w:r>
-      <w:hyperlink w:history="1" w:anchor="section_8">
+      <w:hyperlink w:history="1" w:anchor="section_9">
         <w:r>
           <w:t xml:space="preserve">How site settings are published</w:t>
         </w:r>
@@ -5681,7 +6065,7 @@
         <w:pStyle w:val="ListParagraph"/>
         <w:numPr>
           <w:ilvl w:val="0"/>
-          <w:numId w:val="18"/>
+          <w:numId w:val="19"/>
         </w:numPr>
       </w:pPr>
       <w:r>
@@ -5713,7 +6097,7 @@
         <w:pStyle w:val="ListParagraph"/>
         <w:numPr>
           <w:ilvl w:val="0"/>
-          <w:numId w:val="18"/>
+          <w:numId w:val="19"/>
         </w:numPr>
       </w:pPr>
       <w:r>
@@ -5977,11 +6361,11 @@
       <w:pPr>
         <w:pStyle w:val="Heading1"/>
       </w:pPr>
-      <w:bookmarkStart w:name="section_10" w:id="10"/>
+      <w:bookmarkStart w:name="section_11" w:id="11"/>
       <w:r>
         <w:t xml:space="preserve">Theme colours</w:t>
       </w:r>
-      <w:bookmarkEnd w:id="10"/>
+      <w:bookmarkEnd w:id="11"/>
     </w:p>
     <w:p>
       <w:pPr>
@@ -6166,7 +6550,7 @@
         <w:pStyle w:val="ListParagraph"/>
         <w:numPr>
           <w:ilvl w:val="0"/>
-          <w:numId w:val="19"/>
+          <w:numId w:val="20"/>
         </w:numPr>
       </w:pPr>
       <w:r>
@@ -6178,7 +6562,7 @@
         <w:pStyle w:val="ListParagraph"/>
         <w:numPr>
           <w:ilvl w:val="0"/>
-          <w:numId w:val="19"/>
+          <w:numId w:val="20"/>
         </w:numPr>
       </w:pPr>
       <w:r>
@@ -6190,7 +6574,7 @@
         <w:pStyle w:val="ListParagraph"/>
         <w:numPr>
           <w:ilvl w:val="0"/>
-          <w:numId w:val="19"/>
+          <w:numId w:val="20"/>
         </w:numPr>
       </w:pPr>
       <w:r>
@@ -6212,7 +6596,7 @@
         <w:pStyle w:val="ListParagraph"/>
         <w:numPr>
           <w:ilvl w:val="0"/>
-          <w:numId w:val="19"/>
+          <w:numId w:val="20"/>
         </w:numPr>
       </w:pPr>
       <w:r>
@@ -6228,7 +6612,7 @@
       <w:r>
         <w:t xml:space="preserve">. See </w:t>
       </w:r>
-      <w:hyperlink w:history="1" w:anchor="section_8">
+      <w:hyperlink w:history="1" w:anchor="section_9">
         <w:r>
           <w:t xml:space="preserve">How site settings are published</w:t>
         </w:r>
@@ -6371,11 +6755,11 @@
       <w:pPr>
         <w:pStyle w:val="Heading1"/>
       </w:pPr>
-      <w:bookmarkStart w:name="section_11" w:id="11"/>
+      <w:bookmarkStart w:name="section_12" w:id="12"/>
       <w:r>
         <w:t xml:space="preserve">Footer, navigation and labels</w:t>
       </w:r>
-      <w:bookmarkEnd w:id="11"/>
+      <w:bookmarkEnd w:id="12"/>
     </w:p>
     <w:p>
       <w:pPr>
@@ -6439,7 +6823,7 @@
       <w:r>
         <w:t xml:space="preserve">. Both change the public site only when you publish. See </w:t>
       </w:r>
-      <w:hyperlink w:history="1" w:anchor="section_8">
+      <w:hyperlink w:history="1" w:anchor="section_9">
         <w:r>
           <w:t xml:space="preserve">How site settings are published</w:t>
         </w:r>
@@ -6583,7 +6967,7 @@
         <w:pStyle w:val="ListParagraph"/>
         <w:numPr>
           <w:ilvl w:val="0"/>
-          <w:numId w:val="20"/>
+          <w:numId w:val="21"/>
         </w:numPr>
       </w:pPr>
       <w:r>
@@ -6625,7 +7009,7 @@
         <w:pStyle w:val="ListParagraph"/>
         <w:numPr>
           <w:ilvl w:val="0"/>
-          <w:numId w:val="20"/>
+          <w:numId w:val="21"/>
         </w:numPr>
       </w:pPr>
       <w:r>
@@ -6667,7 +7051,7 @@
         <w:pStyle w:val="ListParagraph"/>
         <w:numPr>
           <w:ilvl w:val="0"/>
-          <w:numId w:val="20"/>
+          <w:numId w:val="21"/>
         </w:numPr>
       </w:pPr>
       <w:r>
@@ -7201,11 +7585,11 @@
       <w:pPr>
         <w:pStyle w:val="Heading1"/>
       </w:pPr>
-      <w:bookmarkStart w:name="section_12" w:id="12"/>
+      <w:bookmarkStart w:name="section_13" w:id="13"/>
       <w:r>
         <w:t xml:space="preserve">Social links</w:t>
       </w:r>
-      <w:bookmarkEnd w:id="12"/>
+      <w:bookmarkEnd w:id="13"/>
     </w:p>
     <w:p>
       <w:pPr>
@@ -7266,7 +7650,7 @@
       <w:r>
         <w:t xml:space="preserve">. It changes the public site only when you publish. See </w:t>
       </w:r>
-      <w:hyperlink w:history="1" w:anchor="section_8">
+      <w:hyperlink w:history="1" w:anchor="section_9">
         <w:r>
           <w:t xml:space="preserve">How site settings are published</w:t>
         </w:r>
@@ -7327,7 +7711,17 @@
         <w:t xml:space="preserve">Policy link URL</w:t>
       </w:r>
       <w:r>
-        <w:t xml:space="preserve">: a link shown on the Connect page, such as a social media policy. Fill in both, or neither.</w:t>
+        <w:t xml:space="preserve">: a link shown on the Connect page, such as a social media policy. Fill in both, or neither. An address on the Hub itself shows "This address points at the Hub, which the public can't open. On Website → Files, use Copy public address and paste that instead." under </w:t>
+      </w:r>
+      <w:r>
+        <w:rPr>
+          <w:b/>
+          <w:bCs/>
+        </w:rPr>
+        <w:t xml:space="preserve">Policy link URL</w:t>
+      </w:r>
+      <w:r>
+        <w:t xml:space="preserve">, for the Hub's other known web addresses too.</w:t>
       </w:r>
     </w:p>
     <w:p>
@@ -7468,7 +7862,7 @@
         <w:pStyle w:val="ListParagraph"/>
         <w:numPr>
           <w:ilvl w:val="0"/>
-          <w:numId w:val="21"/>
+          <w:numId w:val="22"/>
         </w:numPr>
       </w:pPr>
       <w:r>
@@ -7480,7 +7874,7 @@
         <w:pStyle w:val="ListParagraph"/>
         <w:numPr>
           <w:ilvl w:val="0"/>
-          <w:numId w:val="21"/>
+          <w:numId w:val="22"/>
         </w:numPr>
       </w:pPr>
       <w:r>
@@ -7562,7 +7956,7 @@
         <w:pStyle w:val="ListParagraph"/>
         <w:numPr>
           <w:ilvl w:val="0"/>
-          <w:numId w:val="21"/>
+          <w:numId w:val="22"/>
         </w:numPr>
       </w:pPr>
       <w:r>
@@ -7584,7 +7978,7 @@
         <w:pStyle w:val="ListParagraph"/>
         <w:numPr>
           <w:ilvl w:val="0"/>
-          <w:numId w:val="21"/>
+          <w:numId w:val="22"/>
         </w:numPr>
       </w:pPr>
       <w:r>
@@ -7606,7 +8000,7 @@
         <w:pStyle w:val="ListParagraph"/>
         <w:numPr>
           <w:ilvl w:val="0"/>
-          <w:numId w:val="21"/>
+          <w:numId w:val="22"/>
         </w:numPr>
       </w:pPr>
       <w:r>
@@ -7830,11 +8224,11 @@
       <w:pPr>
         <w:pStyle w:val="Heading1"/>
       </w:pPr>
-      <w:bookmarkStart w:name="section_13" w:id="13"/>
+      <w:bookmarkStart w:name="section_14" w:id="14"/>
       <w:r>
         <w:t xml:space="preserve">Ministry pages and the Media contacts page</w:t>
       </w:r>
-      <w:bookmarkEnd w:id="13"/>
+      <w:bookmarkEnd w:id="14"/>
     </w:p>
     <w:p>
       <w:pPr>
@@ -7858,7 +8252,7 @@
       <w:r>
         <w:t xml:space="preserve">Two settings screens set the wording that every ministry shares. A single ministry's own details, such as its minister and contacts, are on </w:t>
       </w:r>
-      <w:hyperlink w:history="1" w:anchor="section_16">
+      <w:hyperlink w:history="1" w:anchor="section_17">
         <w:r>
           <w:t xml:space="preserve">Organizations</w:t>
         </w:r>
@@ -7866,7 +8260,7 @@
       <w:r>
         <w:t xml:space="preserve">. Both screens change the public site only when you publish. See </w:t>
       </w:r>
-      <w:hyperlink w:history="1" w:anchor="section_8">
+      <w:hyperlink w:history="1" w:anchor="section_9">
         <w:r>
           <w:t xml:space="preserve">How site settings are published</w:t>
         </w:r>
@@ -7993,7 +8387,7 @@
         <w:pStyle w:val="ListParagraph"/>
         <w:numPr>
           <w:ilvl w:val="0"/>
-          <w:numId w:val="22"/>
+          <w:numId w:val="23"/>
         </w:numPr>
       </w:pPr>
       <w:r>
@@ -8005,7 +8399,7 @@
         <w:pStyle w:val="ListParagraph"/>
         <w:numPr>
           <w:ilvl w:val="0"/>
-          <w:numId w:val="22"/>
+          <w:numId w:val="23"/>
         </w:numPr>
       </w:pPr>
       <w:r>
@@ -8191,7 +8585,7 @@
         <w:pStyle w:val="ListParagraph"/>
         <w:numPr>
           <w:ilvl w:val="0"/>
-          <w:numId w:val="23"/>
+          <w:numId w:val="24"/>
         </w:numPr>
       </w:pPr>
       <w:r>
@@ -8213,7 +8607,7 @@
         <w:pStyle w:val="ListParagraph"/>
         <w:numPr>
           <w:ilvl w:val="0"/>
-          <w:numId w:val="23"/>
+          <w:numId w:val="24"/>
         </w:numPr>
       </w:pPr>
       <w:r>
@@ -8295,7 +8689,7 @@
         <w:pStyle w:val="ListParagraph"/>
         <w:numPr>
           <w:ilvl w:val="0"/>
-          <w:numId w:val="23"/>
+          <w:numId w:val="24"/>
         </w:numPr>
       </w:pPr>
       <w:r>
@@ -8337,7 +8731,7 @@
         <w:pStyle w:val="ListParagraph"/>
         <w:numPr>
           <w:ilvl w:val="0"/>
-          <w:numId w:val="23"/>
+          <w:numId w:val="24"/>
         </w:numPr>
       </w:pPr>
       <w:r>
@@ -8379,7 +8773,7 @@
         <w:pStyle w:val="ListParagraph"/>
         <w:numPr>
           <w:ilvl w:val="0"/>
-          <w:numId w:val="23"/>
+          <w:numId w:val="24"/>
         </w:numPr>
       </w:pPr>
       <w:r>
@@ -8619,11 +9013,11 @@
       <w:pPr>
         <w:pStyle w:val="Heading1"/>
       </w:pPr>
-      <w:bookmarkStart w:name="section_14" w:id="14"/>
+      <w:bookmarkStart w:name="section_15" w:id="15"/>
       <w:r>
         <w:t xml:space="preserve">Page text</w:t>
       </w:r>
-      <w:bookmarkEnd w:id="14"/>
+      <w:bookmarkEnd w:id="15"/>
     </w:p>
     <w:p>
       <w:pPr>
@@ -8684,7 +9078,7 @@
       <w:r>
         <w:t xml:space="preserve">. It changes the public site only when you publish. See </w:t>
       </w:r>
-      <w:hyperlink w:history="1" w:anchor="section_8">
+      <w:hyperlink w:history="1" w:anchor="section_9">
         <w:r>
           <w:t xml:space="preserve">How site settings are published</w:t>
         </w:r>
@@ -9155,7 +9549,7 @@
         <w:pStyle w:val="ListParagraph"/>
         <w:numPr>
           <w:ilvl w:val="0"/>
-          <w:numId w:val="24"/>
+          <w:numId w:val="25"/>
         </w:numPr>
       </w:pPr>
       <w:r>
@@ -9167,7 +9561,7 @@
         <w:pStyle w:val="ListParagraph"/>
         <w:numPr>
           <w:ilvl w:val="0"/>
-          <w:numId w:val="24"/>
+          <w:numId w:val="25"/>
         </w:numPr>
       </w:pPr>
       <w:r>
@@ -9363,11 +9757,11 @@
       <w:pPr>
         <w:pStyle w:val="Heading1"/>
       </w:pPr>
-      <w:bookmarkStart w:name="section_15" w:id="15"/>
+      <w:bookmarkStart w:name="section_16" w:id="16"/>
       <w:r>
         <w:t xml:space="preserve">Site identity and Project Blue Bridge</w:t>
       </w:r>
-      <w:bookmarkEnd w:id="15"/>
+      <w:bookmarkEnd w:id="16"/>
     </w:p>
     <w:p>
       <w:pPr>
@@ -9428,7 +9822,7 @@
       <w:r>
         <w:t xml:space="preserve">. It changes the public site only when you publish. See </w:t>
       </w:r>
-      <w:hyperlink w:history="1" w:anchor="section_8">
+      <w:hyperlink w:history="1" w:anchor="section_9">
         <w:r>
           <w:t xml:space="preserve">How site settings are published</w:t>
         </w:r>
@@ -9633,7 +10027,7 @@
       <w:r>
         <w:t xml:space="preserve"> shows whether it is on: "Project Blue Bridge is currently OFF." (or ON). You see no switch there. While it is on, your own </w:t>
       </w:r>
-      <w:hyperlink w:history="1" w:anchor="section_9">
+      <w:hyperlink w:history="1" w:anchor="section_10">
         <w:r>
           <w:t xml:space="preserve">site banner</w:t>
         </w:r>
@@ -9818,11 +10212,11 @@
       <w:pPr>
         <w:pStyle w:val="Heading1"/>
       </w:pPr>
-      <w:bookmarkStart w:name="section_16" w:id="16"/>
+      <w:bookmarkStart w:name="section_17" w:id="17"/>
       <w:r>
         <w:t xml:space="preserve">Organizations</w:t>
       </w:r>
-      <w:bookmarkEnd w:id="16"/>
+      <w:bookmarkEnd w:id="17"/>
     </w:p>
     <w:p>
       <w:pPr>
@@ -9933,7 +10327,7 @@
         <w:pStyle w:val="ListParagraph"/>
         <w:numPr>
           <w:ilvl w:val="0"/>
-          <w:numId w:val="25"/>
+          <w:numId w:val="26"/>
         </w:numPr>
       </w:pPr>
       <w:r>
@@ -9955,7 +10349,7 @@
         <w:pStyle w:val="ListParagraph"/>
         <w:numPr>
           <w:ilvl w:val="0"/>
-          <w:numId w:val="25"/>
+          <w:numId w:val="26"/>
         </w:numPr>
       </w:pPr>
       <w:r>
@@ -10322,7 +10716,7 @@
         <w:pStyle w:val="ListParagraph"/>
         <w:numPr>
           <w:ilvl w:val="0"/>
-          <w:numId w:val="25"/>
+          <w:numId w:val="26"/>
         </w:numPr>
       </w:pPr>
       <w:r>
@@ -10377,7 +10771,7 @@
       <w:r>
         <w:t xml:space="preserve">When a new government takes office, you update every minister's name, photo and biography. </w:t>
       </w:r>
-      <w:hyperlink w:history="1" w:anchor="section_17">
+      <w:hyperlink w:history="1" w:anchor="section_18">
         <w:r>
           <w:t xml:space="preserve">When a new government takes office</w:t>
         </w:r>
@@ -10658,7 +11052,7 @@
               <w:t xml:space="preserve">Files</w:t>
             </w:r>
             <w:r>
-              <w:t xml:space="preserve"> and paste it instead.</w:t>
+              <w:t xml:space="preserve"> and paste it instead. This applies to the Hub's other known web addresses too, not just the one you are using.</w:t>
             </w:r>
           </w:p>
         </w:tc>
@@ -10678,11 +11072,11 @@
       <w:pPr>
         <w:pStyle w:val="Heading2"/>
       </w:pPr>
-      <w:bookmarkStart w:name="section_17" w:id="17"/>
+      <w:bookmarkStart w:name="section_18" w:id="18"/>
       <w:r>
         <w:t xml:space="preserve">When a new government takes office</w:t>
       </w:r>
-      <w:bookmarkEnd w:id="17"/>
+      <w:bookmarkEnd w:id="18"/>
     </w:p>
     <w:p>
       <w:pPr>
@@ -10968,7 +11362,7 @@
         <w:pStyle w:val="ListParagraph"/>
         <w:numPr>
           <w:ilvl w:val="0"/>
-          <w:numId w:val="26"/>
+          <w:numId w:val="27"/>
         </w:numPr>
       </w:pPr>
       <w:r>
@@ -11000,7 +11394,7 @@
         <w:pStyle w:val="ListParagraph"/>
         <w:numPr>
           <w:ilvl w:val="0"/>
-          <w:numId w:val="26"/>
+          <w:numId w:val="27"/>
         </w:numPr>
       </w:pPr>
       <w:r>
@@ -11032,7 +11426,7 @@
         <w:pStyle w:val="ListParagraph"/>
         <w:numPr>
           <w:ilvl w:val="0"/>
-          <w:numId w:val="26"/>
+          <w:numId w:val="27"/>
         </w:numPr>
       </w:pPr>
       <w:r>
@@ -11088,7 +11482,7 @@
         <w:pStyle w:val="ListParagraph"/>
         <w:numPr>
           <w:ilvl w:val="0"/>
-          <w:numId w:val="27"/>
+          <w:numId w:val="28"/>
         </w:numPr>
       </w:pPr>
       <w:r>
@@ -11120,7 +11514,7 @@
         <w:pStyle w:val="ListParagraph"/>
         <w:numPr>
           <w:ilvl w:val="0"/>
-          <w:numId w:val="27"/>
+          <w:numId w:val="28"/>
         </w:numPr>
       </w:pPr>
       <w:r>
@@ -11162,7 +11556,7 @@
         <w:pStyle w:val="ListParagraph"/>
         <w:numPr>
           <w:ilvl w:val="0"/>
-          <w:numId w:val="27"/>
+          <w:numId w:val="28"/>
         </w:numPr>
       </w:pPr>
       <w:r>
@@ -11184,7 +11578,7 @@
         <w:pStyle w:val="ListParagraph"/>
         <w:numPr>
           <w:ilvl w:val="0"/>
-          <w:numId w:val="27"/>
+          <w:numId w:val="28"/>
         </w:numPr>
       </w:pPr>
       <w:r>
@@ -11304,7 +11698,7 @@
         <w:pStyle w:val="ListParagraph"/>
         <w:numPr>
           <w:ilvl w:val="0"/>
-          <w:numId w:val="28"/>
+          <w:numId w:val="29"/>
         </w:numPr>
       </w:pPr>
       <w:r>
@@ -11390,7 +11784,7 @@
       <w:r>
         <w:t xml:space="preserve">. See </w:t>
       </w:r>
-      <w:hyperlink w:history="1" w:anchor="section_16">
+      <w:hyperlink w:history="1" w:anchor="section_17">
         <w:r>
           <w:t xml:space="preserve">Organizations</w:t>
         </w:r>
@@ -11404,7 +11798,7 @@
         <w:pStyle w:val="ListParagraph"/>
         <w:numPr>
           <w:ilvl w:val="0"/>
-          <w:numId w:val="28"/>
+          <w:numId w:val="29"/>
         </w:numPr>
       </w:pPr>
       <w:r>
@@ -11440,7 +11834,7 @@
       <w:r>
         <w:t xml:space="preserve">, and publish. See </w:t>
       </w:r>
-      <w:hyperlink w:history="1" w:anchor="section_9">
+      <w:hyperlink w:history="1" w:anchor="section_10">
         <w:r>
           <w:t xml:space="preserve">Site banner</w:t>
         </w:r>
@@ -11454,7 +11848,7 @@
         <w:pStyle w:val="ListParagraph"/>
         <w:numPr>
           <w:ilvl w:val="0"/>
-          <w:numId w:val="28"/>
+          <w:numId w:val="29"/>
         </w:numPr>
       </w:pPr>
       <w:r>
@@ -11465,11 +11859,11 @@
       <w:pPr>
         <w:pStyle w:val="Heading2"/>
       </w:pPr>
-      <w:bookmarkStart w:name="section_18" w:id="18"/>
+      <w:bookmarkStart w:name="section_19" w:id="19"/>
       <w:r>
         <w:t xml:space="preserve">Staying signed in, and unsaved changes</w:t>
       </w:r>
-      <w:bookmarkEnd w:id="18"/>
+      <w:bookmarkEnd w:id="19"/>
     </w:p>
     <w:p>
       <w:pPr>
@@ -12439,6 +12833,21 @@
     </w:lvlOverride>
   </w:num>
   <w:num w:numId="28">
+    <w:abstractNumId w:val="3"/>
+    <w:lvlOverride w:ilvl="0">
+      <w:startOverride w:val="1"/>
+    </w:lvlOverride>
+    <w:lvlOverride w:ilvl="1">
+      <w:startOverride w:val="1"/>
+    </w:lvlOverride>
+    <w:lvlOverride w:ilvl="2">
+      <w:startOverride w:val="1"/>
+    </w:lvlOverride>
+    <w:lvlOverride w:ilvl="3">
+      <w:startOverride w:val="1"/>
+    </w:lvlOverride>
+  </w:num>
+  <w:num w:numId="29">
     <w:abstractNumId w:val="3"/>
     <w:lvlOverride w:ilvl="0">
       <w:startOverride w:val="1"/>
